--- a/东软熙心健康体检系统_第四组/05.实训个人报告（每人1份）/实训个人报告_0221121666_王博洋.docx
+++ b/东软熙心健康体检系统_第四组/05.实训个人报告（每人1份）/实训个人报告_0221121666_王博洋.docx
@@ -42,25 +42,7 @@
           <w:sz w:val="52"/>
           <w:szCs w:val="52"/>
         </w:rPr>
-        <w:t>项目实</w:t>
-      </w:r>
-      <w:proofErr w:type="gramStart"/>
-      <w:r>
-        <w:rPr>
-          <w:rFonts w:eastAsia="黑体" w:hint="eastAsia"/>
-          <w:sz w:val="52"/>
-          <w:szCs w:val="52"/>
-        </w:rPr>
-        <w:t>训个人</w:t>
-      </w:r>
-      <w:proofErr w:type="gramEnd"/>
-      <w:r>
-        <w:rPr>
-          <w:rFonts w:eastAsia="黑体" w:hint="eastAsia"/>
-          <w:sz w:val="52"/>
-          <w:szCs w:val="52"/>
-        </w:rPr>
-        <w:t>总结报告</w:t>
+        <w:t>项目实训个人总结报告</w:t>
       </w:r>
       <w:bookmarkEnd w:id="0"/>
       <w:bookmarkEnd w:id="1"/>
@@ -197,9 +179,8 @@
           <w:szCs w:val="36"/>
           <w:u w:val="single"/>
         </w:rPr>
-        <w:t xml:space="preserve"> 东</w:t>
-      </w:r>
-      <w:proofErr w:type="gramStart"/>
+        <w:t xml:space="preserve"> 东软熙</w:t>
+      </w:r>
       <w:r>
         <w:rPr>
           <w:rFonts w:ascii="楷体_GB2312" w:eastAsia="楷体_GB2312" w:hint="eastAsia"/>
@@ -207,7 +188,7 @@
           <w:szCs w:val="36"/>
           <w:u w:val="single"/>
         </w:rPr>
-        <w:t>软熙</w:t>
+        <w:t>心</w:t>
       </w:r>
       <w:r>
         <w:rPr>
@@ -216,26 +197,7 @@
           <w:szCs w:val="36"/>
           <w:u w:val="single"/>
         </w:rPr>
-        <w:t>心</w:t>
-      </w:r>
-      <w:r>
-        <w:rPr>
-          <w:rFonts w:ascii="楷体_GB2312" w:eastAsia="楷体_GB2312" w:hint="eastAsia"/>
-          <w:sz w:val="36"/>
-          <w:szCs w:val="36"/>
-          <w:u w:val="single"/>
-        </w:rPr>
-        <w:t>健康</w:t>
-      </w:r>
-      <w:proofErr w:type="gramEnd"/>
-      <w:r>
-        <w:rPr>
-          <w:rFonts w:ascii="楷体_GB2312" w:eastAsia="楷体_GB2312" w:hint="eastAsia"/>
-          <w:sz w:val="36"/>
-          <w:szCs w:val="36"/>
-          <w:u w:val="single"/>
-        </w:rPr>
-        <w:t>体检系统</w:t>
+        <w:t>健康体检系统</w:t>
       </w:r>
       <w:r>
         <w:rPr>
@@ -676,9 +638,6 @@
     <w:p>
       <w:pPr>
         <w:pStyle w:val="1"/>
-        <w:rPr>
-          <w:rFonts w:hint="eastAsia"/>
-        </w:rPr>
       </w:pPr>
       <w:r>
         <w:br w:type="page"/>
@@ -705,9 +664,6 @@
       <w:pPr>
         <w:pStyle w:val="2"/>
         <w:ind w:right="210"/>
-        <w:rPr>
-          <w:rFonts w:hint="eastAsia"/>
-        </w:rPr>
       </w:pPr>
       <w:r>
         <w:t>1.1</w:t>
@@ -751,23 +707,7 @@
           <w:bCs/>
           <w:szCs w:val="21"/>
         </w:rPr>
-        <w:t>东</w:t>
-      </w:r>
-      <w:proofErr w:type="gramStart"/>
-      <w:r>
-        <w:rPr>
-          <w:bCs/>
-          <w:szCs w:val="21"/>
-        </w:rPr>
-        <w:t>软熙心健康</w:t>
-      </w:r>
-      <w:proofErr w:type="gramEnd"/>
-      <w:r>
-        <w:rPr>
-          <w:bCs/>
-          <w:szCs w:val="21"/>
-        </w:rPr>
-        <w:t>体检系统</w:t>
+        <w:t>东软熙心健康体检系统</w:t>
       </w:r>
     </w:p>
     <w:p>
@@ -823,46 +763,14 @@
           <w:bCs/>
           <w:szCs w:val="21"/>
         </w:rPr>
-        <w:t>技术</w:t>
-      </w:r>
-      <w:proofErr w:type="gramStart"/>
+        <w:t>技术栈：</w:t>
+      </w:r>
       <w:r>
         <w:rPr>
           <w:bCs/>
           <w:szCs w:val="21"/>
         </w:rPr>
-        <w:t>栈</w:t>
-      </w:r>
-      <w:proofErr w:type="gramEnd"/>
-      <w:r>
-        <w:rPr>
-          <w:bCs/>
-          <w:szCs w:val="21"/>
-        </w:rPr>
-        <w:t>：</w:t>
-      </w:r>
-      <w:r>
-        <w:rPr>
-          <w:bCs/>
-          <w:szCs w:val="21"/>
-        </w:rPr>
-        <w:t xml:space="preserve"> </w:t>
-      </w:r>
-      <w:proofErr w:type="spellStart"/>
-      <w:r>
-        <w:rPr>
-          <w:bCs/>
-          <w:szCs w:val="21"/>
-        </w:rPr>
-        <w:t>uni</w:t>
-      </w:r>
-      <w:proofErr w:type="spellEnd"/>
-      <w:r>
-        <w:rPr>
-          <w:bCs/>
-          <w:szCs w:val="21"/>
-        </w:rPr>
-        <w:t>-app + Vue.js + Spring Boot</w:t>
+        <w:t xml:space="preserve"> uni-app + Vue.js + Spring Boot</w:t>
       </w:r>
     </w:p>
     <w:p>
@@ -906,21 +814,12 @@
         </w:rPr>
         <w:t>App</w:t>
       </w:r>
-      <w:proofErr w:type="gramStart"/>
       <w:r>
         <w:rPr>
           <w:bCs/>
           <w:szCs w:val="21"/>
         </w:rPr>
-        <w:t>端健康</w:t>
-      </w:r>
-      <w:proofErr w:type="gramEnd"/>
-      <w:r>
-        <w:rPr>
-          <w:bCs/>
-          <w:szCs w:val="21"/>
-        </w:rPr>
-        <w:t>指标、体检报告、健康资讯三个核心功能模块的开发</w:t>
+        <w:t>端健康指标、体检报告、健康资讯三个核心功能模块的开发</w:t>
       </w:r>
     </w:p>
     <w:p>
@@ -940,6 +839,9 @@
     <w:p>
       <w:pPr>
         <w:pStyle w:val="3"/>
+        <w:rPr>
+          <w:rFonts w:hint="default"/>
+        </w:rPr>
       </w:pPr>
       <w:r>
         <w:t>1.2.1</w:t>
@@ -949,11 +851,6 @@
       </w:r>
     </w:p>
     <w:p>
-      <w:pPr>
-        <w:rPr>
-          <w:rFonts w:hint="eastAsia"/>
-        </w:rPr>
-      </w:pPr>
       <w:r>
         <w:rPr>
           <w:rFonts w:hint="eastAsia"/>
@@ -975,9 +872,6 @@
           <w:numId w:val="45"/>
         </w:numPr>
         <w:ind w:firstLineChars="0"/>
-        <w:rPr>
-          <w:rFonts w:hint="eastAsia"/>
-        </w:rPr>
       </w:pPr>
       <w:r>
         <w:rPr>
@@ -994,37 +888,15 @@
           <w:numId w:val="45"/>
         </w:numPr>
         <w:ind w:firstLineChars="0"/>
-        <w:rPr>
-          <w:rFonts w:hint="eastAsia"/>
-        </w:rPr>
-      </w:pPr>
-      <w:r>
-        <w:rPr>
-          <w:rFonts w:hint="eastAsia"/>
-        </w:rPr>
-        <w:t>用户需要通过搜索快速定位某</w:t>
-      </w:r>
-      <w:proofErr w:type="gramStart"/>
-      <w:r>
-        <w:rPr>
-          <w:rFonts w:hint="eastAsia"/>
-        </w:rPr>
-        <w:t>一健康</w:t>
-      </w:r>
-      <w:proofErr w:type="gramEnd"/>
-      <w:r>
-        <w:rPr>
-          <w:rFonts w:hint="eastAsia"/>
-        </w:rPr>
-        <w:t>指标，便于自查和学习。</w:t>
-      </w:r>
-    </w:p>
-    <w:p>
-      <w:pPr>
-        <w:rPr>
-          <w:rFonts w:hint="eastAsia"/>
-        </w:rPr>
-      </w:pPr>
+      </w:pPr>
+      <w:r>
+        <w:rPr>
+          <w:rFonts w:hint="eastAsia"/>
+        </w:rPr>
+        <w:t>用户需要通过搜索快速定位某一健康指标，便于自查和学习。</w:t>
+      </w:r>
+    </w:p>
+    <w:p>
       <w:r>
         <w:rPr>
           <w:rFonts w:hint="eastAsia"/>
@@ -1046,9 +918,6 @@
           <w:numId w:val="46"/>
         </w:numPr>
         <w:ind w:firstLineChars="0"/>
-        <w:rPr>
-          <w:rFonts w:hint="eastAsia"/>
-        </w:rPr>
       </w:pPr>
       <w:r>
         <w:rPr>
@@ -1065,9 +934,6 @@
           <w:numId w:val="46"/>
         </w:numPr>
         <w:ind w:firstLineChars="0"/>
-        <w:rPr>
-          <w:rFonts w:hint="eastAsia"/>
-        </w:rPr>
       </w:pPr>
       <w:r>
         <w:rPr>
@@ -1084,29 +950,12 @@
           <w:numId w:val="46"/>
         </w:numPr>
         <w:ind w:firstLineChars="0"/>
-        <w:rPr>
-          <w:rFonts w:hint="eastAsia"/>
-        </w:rPr>
-      </w:pPr>
-      <w:r>
-        <w:rPr>
-          <w:rFonts w:hint="eastAsia"/>
-        </w:rPr>
-        <w:t>支持</w:t>
-      </w:r>
-      <w:proofErr w:type="gramStart"/>
-      <w:r>
-        <w:rPr>
-          <w:rFonts w:hint="eastAsia"/>
-        </w:rPr>
-        <w:t>点击某</w:t>
-      </w:r>
-      <w:proofErr w:type="gramEnd"/>
-      <w:r>
-        <w:rPr>
-          <w:rFonts w:hint="eastAsia"/>
-        </w:rPr>
-        <w:t>一指标卡片展开显示详细信息。</w:t>
+      </w:pPr>
+      <w:r>
+        <w:rPr>
+          <w:rFonts w:hint="eastAsia"/>
+        </w:rPr>
+        <w:t>支持点击某一指标卡片展开显示详细信息。</w:t>
       </w:r>
     </w:p>
     <w:p>
@@ -1117,9 +966,6 @@
           <w:numId w:val="46"/>
         </w:numPr>
         <w:ind w:firstLineChars="0"/>
-        <w:rPr>
-          <w:rFonts w:hint="eastAsia"/>
-        </w:rPr>
       </w:pPr>
       <w:r>
         <w:rPr>
@@ -1136,9 +982,6 @@
           <w:numId w:val="46"/>
         </w:numPr>
         <w:ind w:firstLineChars="0"/>
-        <w:rPr>
-          <w:rFonts w:hint="eastAsia"/>
-        </w:rPr>
       </w:pPr>
       <w:r>
         <w:rPr>
@@ -1148,11 +991,6 @@
       </w:r>
     </w:p>
     <w:p>
-      <w:pPr>
-        <w:rPr>
-          <w:rFonts w:hint="eastAsia"/>
-        </w:rPr>
-      </w:pPr>
       <w:r>
         <w:rPr>
           <w:rFonts w:hint="eastAsia"/>
@@ -1174,9 +1012,6 @@
           <w:numId w:val="47"/>
         </w:numPr>
         <w:ind w:firstLineChars="0"/>
-        <w:rPr>
-          <w:rFonts w:hint="eastAsia"/>
-        </w:rPr>
       </w:pPr>
       <w:r>
         <w:rPr>
@@ -1193,9 +1028,6 @@
           <w:numId w:val="47"/>
         </w:numPr>
         <w:ind w:firstLineChars="0"/>
-        <w:rPr>
-          <w:rFonts w:hint="eastAsia"/>
-        </w:rPr>
       </w:pPr>
       <w:r>
         <w:rPr>
@@ -1212,9 +1044,6 @@
           <w:numId w:val="47"/>
         </w:numPr>
         <w:ind w:firstLineChars="0"/>
-        <w:rPr>
-          <w:rFonts w:hint="eastAsia"/>
-        </w:rPr>
       </w:pPr>
       <w:r>
         <w:rPr>
@@ -1242,6 +1071,9 @@
     <w:p>
       <w:pPr>
         <w:pStyle w:val="3"/>
+        <w:rPr>
+          <w:rFonts w:hint="default"/>
+        </w:rPr>
       </w:pPr>
       <w:r>
         <w:t>1.2.2</w:t>
@@ -1251,11 +1083,6 @@
       </w:r>
     </w:p>
     <w:p>
-      <w:pPr>
-        <w:rPr>
-          <w:rFonts w:hint="eastAsia"/>
-        </w:rPr>
-      </w:pPr>
       <w:r>
         <w:rPr>
           <w:rFonts w:hint="eastAsia"/>
@@ -1277,9 +1104,6 @@
           <w:numId w:val="48"/>
         </w:numPr>
         <w:ind w:firstLineChars="0"/>
-        <w:rPr>
-          <w:rFonts w:hint="eastAsia"/>
-        </w:rPr>
       </w:pPr>
       <w:r>
         <w:rPr>
@@ -1296,9 +1120,6 @@
           <w:numId w:val="48"/>
         </w:numPr>
         <w:ind w:firstLineChars="0"/>
-        <w:rPr>
-          <w:rFonts w:hint="eastAsia"/>
-        </w:rPr>
       </w:pPr>
       <w:r>
         <w:rPr>
@@ -1315,9 +1136,6 @@
           <w:numId w:val="48"/>
         </w:numPr>
         <w:ind w:firstLineChars="0"/>
-        <w:rPr>
-          <w:rFonts w:hint="eastAsia"/>
-        </w:rPr>
       </w:pPr>
       <w:r>
         <w:rPr>
@@ -1327,11 +1145,6 @@
       </w:r>
     </w:p>
     <w:p>
-      <w:pPr>
-        <w:rPr>
-          <w:rFonts w:hint="eastAsia"/>
-        </w:rPr>
-      </w:pPr>
       <w:r>
         <w:rPr>
           <w:rFonts w:hint="eastAsia"/>
@@ -1353,29 +1166,12 @@
           <w:numId w:val="49"/>
         </w:numPr>
         <w:ind w:firstLineChars="0"/>
-        <w:rPr>
-          <w:rFonts w:hint="eastAsia"/>
-        </w:rPr>
-      </w:pPr>
-      <w:r>
-        <w:rPr>
-          <w:rFonts w:hint="eastAsia"/>
-        </w:rPr>
-        <w:t>展示用户所有体检报告的列表，</w:t>
-      </w:r>
-      <w:proofErr w:type="gramStart"/>
-      <w:r>
-        <w:rPr>
-          <w:rFonts w:hint="eastAsia"/>
-        </w:rPr>
-        <w:t>支持分</w:t>
-      </w:r>
-      <w:proofErr w:type="gramEnd"/>
-      <w:r>
-        <w:rPr>
-          <w:rFonts w:hint="eastAsia"/>
-        </w:rPr>
-        <w:t>页浏览。</w:t>
+      </w:pPr>
+      <w:r>
+        <w:rPr>
+          <w:rFonts w:hint="eastAsia"/>
+        </w:rPr>
+        <w:t>展示用户所有体检报告的列表，支持分页浏览。</w:t>
       </w:r>
     </w:p>
     <w:p>
@@ -1386,9 +1182,6 @@
           <w:numId w:val="49"/>
         </w:numPr>
         <w:ind w:firstLineChars="0"/>
-        <w:rPr>
-          <w:rFonts w:hint="eastAsia"/>
-        </w:rPr>
       </w:pPr>
       <w:r>
         <w:rPr>
@@ -1405,9 +1198,6 @@
           <w:numId w:val="49"/>
         </w:numPr>
         <w:ind w:firstLineChars="0"/>
-        <w:rPr>
-          <w:rFonts w:hint="eastAsia"/>
-        </w:rPr>
       </w:pPr>
       <w:r>
         <w:rPr>
@@ -1424,9 +1214,6 @@
           <w:numId w:val="49"/>
         </w:numPr>
         <w:ind w:firstLineChars="0"/>
-        <w:rPr>
-          <w:rFonts w:hint="eastAsia"/>
-        </w:rPr>
       </w:pPr>
       <w:r>
         <w:rPr>
@@ -1455,9 +1242,6 @@
           <w:numId w:val="49"/>
         </w:numPr>
         <w:ind w:firstLineChars="0"/>
-        <w:rPr>
-          <w:rFonts w:hint="eastAsia"/>
-        </w:rPr>
       </w:pPr>
       <w:r>
         <w:rPr>
@@ -1474,9 +1258,6 @@
           <w:numId w:val="49"/>
         </w:numPr>
         <w:ind w:firstLineChars="0"/>
-        <w:rPr>
-          <w:rFonts w:hint="eastAsia"/>
-        </w:rPr>
       </w:pPr>
       <w:r>
         <w:rPr>
@@ -1486,11 +1267,6 @@
       </w:r>
     </w:p>
     <w:p>
-      <w:pPr>
-        <w:rPr>
-          <w:rFonts w:hint="eastAsia"/>
-        </w:rPr>
-      </w:pPr>
       <w:r>
         <w:rPr>
           <w:rFonts w:hint="eastAsia"/>
@@ -1512,9 +1288,6 @@
           <w:numId w:val="50"/>
         </w:numPr>
         <w:ind w:firstLineChars="0"/>
-        <w:rPr>
-          <w:rFonts w:hint="eastAsia"/>
-        </w:rPr>
       </w:pPr>
       <w:r>
         <w:rPr>
@@ -1531,9 +1304,6 @@
           <w:numId w:val="50"/>
         </w:numPr>
         <w:ind w:firstLineChars="0"/>
-        <w:rPr>
-          <w:rFonts w:hint="eastAsia"/>
-        </w:rPr>
       </w:pPr>
       <w:r>
         <w:rPr>
@@ -1550,9 +1320,6 @@
           <w:numId w:val="50"/>
         </w:numPr>
         <w:ind w:firstLineChars="0"/>
-        <w:rPr>
-          <w:rFonts w:hint="eastAsia"/>
-        </w:rPr>
       </w:pPr>
       <w:r>
         <w:rPr>
@@ -1598,12 +1365,16 @@
         <w:rPr>
           <w:rFonts w:hint="eastAsia"/>
         </w:rPr>
+        <w:lastRenderedPageBreak/>
         <w:t>数据安全，报告内容仅本人可见。</w:t>
       </w:r>
     </w:p>
     <w:p>
       <w:pPr>
         <w:pStyle w:val="3"/>
+        <w:rPr>
+          <w:rFonts w:hint="default"/>
+        </w:rPr>
       </w:pPr>
       <w:r>
         <w:t>1.2.3</w:t>
@@ -1613,11 +1384,6 @@
       </w:r>
     </w:p>
     <w:p>
-      <w:pPr>
-        <w:rPr>
-          <w:rFonts w:hint="eastAsia"/>
-        </w:rPr>
-      </w:pPr>
       <w:r>
         <w:rPr>
           <w:rFonts w:hint="eastAsia"/>
@@ -1639,9 +1405,6 @@
           <w:numId w:val="51"/>
         </w:numPr>
         <w:ind w:firstLineChars="0"/>
-        <w:rPr>
-          <w:rFonts w:hint="eastAsia"/>
-        </w:rPr>
       </w:pPr>
       <w:r>
         <w:rPr>
@@ -1658,9 +1421,6 @@
           <w:numId w:val="51"/>
         </w:numPr>
         <w:ind w:firstLineChars="0"/>
-        <w:rPr>
-          <w:rFonts w:hint="eastAsia"/>
-        </w:rPr>
       </w:pPr>
       <w:r>
         <w:rPr>
@@ -1677,9 +1437,6 @@
           <w:numId w:val="51"/>
         </w:numPr>
         <w:ind w:firstLineChars="0"/>
-        <w:rPr>
-          <w:rFonts w:hint="eastAsia"/>
-        </w:rPr>
       </w:pPr>
       <w:r>
         <w:rPr>
@@ -1689,11 +1446,6 @@
       </w:r>
     </w:p>
     <w:p>
-      <w:pPr>
-        <w:rPr>
-          <w:rFonts w:hint="eastAsia"/>
-        </w:rPr>
-      </w:pPr>
       <w:r>
         <w:rPr>
           <w:rFonts w:hint="eastAsia"/>
@@ -1715,9 +1467,6 @@
           <w:numId w:val="52"/>
         </w:numPr>
         <w:ind w:firstLineChars="0"/>
-        <w:rPr>
-          <w:rFonts w:hint="eastAsia"/>
-        </w:rPr>
       </w:pPr>
       <w:r>
         <w:rPr>
@@ -1746,9 +1495,6 @@
           <w:numId w:val="52"/>
         </w:numPr>
         <w:ind w:firstLineChars="0"/>
-        <w:rPr>
-          <w:rFonts w:hint="eastAsia"/>
-        </w:rPr>
       </w:pPr>
       <w:r>
         <w:rPr>
@@ -1765,9 +1511,6 @@
           <w:numId w:val="52"/>
         </w:numPr>
         <w:ind w:firstLineChars="0"/>
-        <w:rPr>
-          <w:rFonts w:hint="eastAsia"/>
-        </w:rPr>
       </w:pPr>
       <w:r>
         <w:rPr>
@@ -1796,9 +1539,6 @@
           <w:numId w:val="52"/>
         </w:numPr>
         <w:ind w:firstLineChars="0"/>
-        <w:rPr>
-          <w:rFonts w:hint="eastAsia"/>
-        </w:rPr>
       </w:pPr>
       <w:r>
         <w:rPr>
@@ -1815,9 +1555,6 @@
           <w:numId w:val="52"/>
         </w:numPr>
         <w:ind w:firstLineChars="0"/>
-        <w:rPr>
-          <w:rFonts w:hint="eastAsia"/>
-        </w:rPr>
       </w:pPr>
       <w:r>
         <w:rPr>
@@ -1827,11 +1564,6 @@
       </w:r>
     </w:p>
     <w:p>
-      <w:pPr>
-        <w:rPr>
-          <w:rFonts w:hint="eastAsia"/>
-        </w:rPr>
-      </w:pPr>
       <w:r>
         <w:rPr>
           <w:rFonts w:hint="eastAsia"/>
@@ -1853,9 +1585,6 @@
           <w:numId w:val="53"/>
         </w:numPr>
         <w:ind w:firstLineChars="0"/>
-        <w:rPr>
-          <w:rFonts w:hint="eastAsia"/>
-        </w:rPr>
       </w:pPr>
       <w:r>
         <w:rPr>
@@ -1872,9 +1601,6 @@
           <w:numId w:val="53"/>
         </w:numPr>
         <w:ind w:firstLineChars="0"/>
-        <w:rPr>
-          <w:rFonts w:hint="eastAsia"/>
-        </w:rPr>
       </w:pPr>
       <w:r>
         <w:rPr>
@@ -1891,9 +1617,6 @@
           <w:numId w:val="53"/>
         </w:numPr>
         <w:ind w:firstLineChars="0"/>
-        <w:rPr>
-          <w:rFonts w:hint="eastAsia"/>
-        </w:rPr>
       </w:pPr>
       <w:r>
         <w:rPr>
@@ -1916,37 +1639,17 @@
           <w:numId w:val="53"/>
         </w:numPr>
         <w:ind w:firstLineChars="0"/>
-        <w:rPr>
-          <w:rFonts w:hint="eastAsia"/>
-        </w:rPr>
-      </w:pPr>
-      <w:r>
-        <w:rPr>
-          <w:rFonts w:hint="eastAsia"/>
-        </w:rPr>
-        <w:t>数据安全，内容合</w:t>
-      </w:r>
-      <w:proofErr w:type="gramStart"/>
-      <w:r>
-        <w:rPr>
-          <w:rFonts w:hint="eastAsia"/>
-        </w:rPr>
-        <w:t>规</w:t>
-      </w:r>
-      <w:proofErr w:type="gramEnd"/>
-      <w:r>
-        <w:rPr>
-          <w:rFonts w:hint="eastAsia"/>
-        </w:rPr>
-        <w:t>、无不良信息。</w:t>
+      </w:pPr>
+      <w:r>
+        <w:rPr>
+          <w:rFonts w:hint="eastAsia"/>
+        </w:rPr>
+        <w:t>数据安全，内容合规、无不良信息。</w:t>
       </w:r>
     </w:p>
     <w:p>
       <w:pPr>
         <w:pStyle w:val="2"/>
-        <w:rPr>
-          <w:rFonts w:hint="eastAsia"/>
-        </w:rPr>
       </w:pPr>
       <w:r>
         <w:t xml:space="preserve">1.3 </w:t>
@@ -1987,14 +1690,12 @@
                 <w:tab w:val="left" w:pos="920"/>
               </w:tabs>
             </w:pPr>
-            <w:proofErr w:type="spellStart"/>
             <w:r>
               <w:rPr>
                 <w:rFonts w:hint="eastAsia"/>
               </w:rPr>
               <w:t>操作系统</w:t>
             </w:r>
-            <w:proofErr w:type="spellEnd"/>
           </w:p>
         </w:tc>
         <w:tc>
@@ -2025,14 +1726,12 @@
             <w:tcW w:w="1838" w:type="dxa"/>
           </w:tcPr>
           <w:p>
-            <w:proofErr w:type="spellStart"/>
             <w:r>
               <w:rPr>
                 <w:rFonts w:hint="eastAsia"/>
               </w:rPr>
               <w:t>处理器</w:t>
             </w:r>
-            <w:proofErr w:type="spellEnd"/>
           </w:p>
         </w:tc>
         <w:tc>
@@ -2044,21 +1743,7 @@
               <w:rPr>
                 <w:rFonts w:hint="eastAsia"/>
               </w:rPr>
-              <w:t xml:space="preserve">12th Gen Intel(R) </w:t>
-            </w:r>
-            <w:proofErr w:type="gramStart"/>
-            <w:r>
-              <w:rPr>
-                <w:rFonts w:hint="eastAsia"/>
-              </w:rPr>
-              <w:t>Core(</w:t>
-            </w:r>
-            <w:proofErr w:type="gramEnd"/>
-            <w:r>
-              <w:rPr>
-                <w:rFonts w:hint="eastAsia"/>
-              </w:rPr>
-              <w:t>TM) i5-1235U</w:t>
+              <w:t>12th Gen Intel(R) Core(TM) i5-1235U</w:t>
             </w:r>
           </w:p>
         </w:tc>
@@ -2100,14 +1785,12 @@
             <w:tcW w:w="1838" w:type="dxa"/>
           </w:tcPr>
           <w:p>
-            <w:proofErr w:type="spellStart"/>
             <w:r>
               <w:rPr>
                 <w:rFonts w:hint="eastAsia"/>
               </w:rPr>
               <w:t>硬盘空间</w:t>
             </w:r>
-            <w:proofErr w:type="spellEnd"/>
           </w:p>
         </w:tc>
         <w:tc>
@@ -2130,11 +1813,9 @@
             <w:tcW w:w="1838" w:type="dxa"/>
           </w:tcPr>
           <w:p>
-            <w:proofErr w:type="spellStart"/>
             <w:r>
               <w:t>显卡</w:t>
             </w:r>
-            <w:proofErr w:type="spellEnd"/>
           </w:p>
         </w:tc>
         <w:tc>
@@ -2157,11 +1838,9 @@
             <w:tcW w:w="1838" w:type="dxa"/>
           </w:tcPr>
           <w:p>
-            <w:proofErr w:type="spellStart"/>
             <w:r>
               <w:t>显示器</w:t>
             </w:r>
-            <w:proofErr w:type="spellEnd"/>
           </w:p>
         </w:tc>
         <w:tc>
@@ -2184,11 +1863,9 @@
             <w:tcW w:w="1838" w:type="dxa"/>
           </w:tcPr>
           <w:p>
-            <w:proofErr w:type="spellStart"/>
             <w:r>
               <w:t>互联网连接</w:t>
             </w:r>
-            <w:proofErr w:type="spellEnd"/>
           </w:p>
         </w:tc>
         <w:tc>
@@ -2196,11 +1873,9 @@
             <w:tcW w:w="6684" w:type="dxa"/>
           </w:tcPr>
           <w:p>
-            <w:proofErr w:type="spellStart"/>
             <w:r>
               <w:t>需要连接互联网进行更新和下载，以及利用某些功能</w:t>
             </w:r>
-            <w:proofErr w:type="spellEnd"/>
           </w:p>
         </w:tc>
       </w:tr>
@@ -2313,14 +1988,12 @@
             <w:tcW w:w="1838" w:type="dxa"/>
           </w:tcPr>
           <w:p>
-            <w:proofErr w:type="spellStart"/>
             <w:r>
               <w:rPr>
                 <w:rFonts w:hint="eastAsia"/>
               </w:rPr>
               <w:t>SpringBoot</w:t>
             </w:r>
-            <w:proofErr w:type="spellEnd"/>
           </w:p>
         </w:tc>
         <w:tc>
@@ -2371,19 +2044,11 @@
             <w:tcW w:w="1838" w:type="dxa"/>
           </w:tcPr>
           <w:p>
-            <w:proofErr w:type="spellStart"/>
             <w:r>
               <w:rPr>
                 <w:rFonts w:hint="eastAsia"/>
               </w:rPr>
-              <w:t>Mybatis</w:t>
-            </w:r>
-            <w:proofErr w:type="spellEnd"/>
-            <w:r>
-              <w:rPr>
-                <w:rFonts w:hint="eastAsia"/>
-              </w:rPr>
-              <w:t>-Plus</w:t>
+              <w:t>Mybatis-Plus</w:t>
             </w:r>
           </w:p>
         </w:tc>
@@ -2405,9 +2070,6 @@
     <w:p>
       <w:pPr>
         <w:pStyle w:val="1"/>
-        <w:rPr>
-          <w:rFonts w:hint="eastAsia"/>
-        </w:rPr>
       </w:pPr>
       <w:bookmarkStart w:id="4" w:name="_Toc437504802"/>
       <w:bookmarkStart w:id="5" w:name="_Toc437504714"/>
@@ -2426,9 +2088,6 @@
     <w:p>
       <w:pPr>
         <w:pStyle w:val="2"/>
-        <w:rPr>
-          <w:rFonts w:hint="eastAsia"/>
-        </w:rPr>
       </w:pPr>
       <w:r>
         <w:t xml:space="preserve">2.1 </w:t>
@@ -2443,6 +2102,9 @@
     <w:p>
       <w:pPr>
         <w:pStyle w:val="3"/>
+        <w:rPr>
+          <w:rFonts w:hint="default"/>
+        </w:rPr>
       </w:pPr>
       <w:r>
         <w:t>2.1.1</w:t>
@@ -2452,11 +2114,6 @@
       </w:r>
     </w:p>
     <w:p>
-      <w:pPr>
-        <w:rPr>
-          <w:rFonts w:hint="eastAsia"/>
-        </w:rPr>
-      </w:pPr>
       <w:r>
         <w:rPr>
           <w:rFonts w:hint="eastAsia"/>
@@ -2478,9 +2135,6 @@
           <w:numId w:val="19"/>
         </w:numPr>
         <w:ind w:firstLineChars="0"/>
-        <w:rPr>
-          <w:rFonts w:hint="eastAsia"/>
-        </w:rPr>
       </w:pPr>
       <w:r>
         <w:rPr>
@@ -2509,14 +2163,12 @@
           <w:numId w:val="19"/>
         </w:numPr>
         <w:ind w:firstLineChars="0"/>
-        <w:rPr>
-          <w:rFonts w:hint="eastAsia"/>
-        </w:rPr>
-      </w:pPr>
-      <w:r>
-        <w:rPr>
-          <w:rFonts w:hint="eastAsia"/>
-        </w:rPr>
+      </w:pPr>
+      <w:r>
+        <w:rPr>
+          <w:rFonts w:hint="eastAsia"/>
+        </w:rPr>
+        <w:lastRenderedPageBreak/>
         <w:t>核心价值：</w:t>
       </w:r>
       <w:r>
@@ -2561,11 +2213,6 @@
       </w:r>
     </w:p>
     <w:p>
-      <w:pPr>
-        <w:rPr>
-          <w:rFonts w:hint="eastAsia"/>
-        </w:rPr>
-      </w:pPr>
       <w:r>
         <w:rPr>
           <w:rFonts w:hint="eastAsia"/>
@@ -2590,11 +2237,6 @@
       </w:pPr>
     </w:p>
     <w:p>
-      <w:pPr>
-        <w:rPr>
-          <w:rFonts w:hint="eastAsia"/>
-        </w:rPr>
-      </w:pPr>
       <w:r>
         <w:rPr>
           <w:rFonts w:hint="eastAsia"/>
@@ -2615,11 +2257,6 @@
       </w:r>
     </w:p>
     <w:p>
-      <w:pPr>
-        <w:rPr>
-          <w:rFonts w:hint="eastAsia"/>
-        </w:rPr>
-      </w:pPr>
       <w:r>
         <w:rPr>
           <w:rFonts w:hint="eastAsia"/>
@@ -2640,30 +2277,11 @@
       </w:r>
     </w:p>
     <w:p>
-      <w:pPr>
-        <w:rPr>
-          <w:rFonts w:hint="eastAsia"/>
-        </w:rPr>
-      </w:pPr>
-      <w:r>
-        <w:rPr>
-          <w:rFonts w:hint="eastAsia"/>
-        </w:rPr>
-        <w:t xml:space="preserve">  </w:t>
-      </w:r>
-      <w:proofErr w:type="spellStart"/>
-      <w:r>
-        <w:rPr>
-          <w:rFonts w:hint="eastAsia"/>
-        </w:rPr>
-        <w:t>normalValue</w:t>
-      </w:r>
-      <w:proofErr w:type="spellEnd"/>
-      <w:r>
-        <w:rPr>
-          <w:rFonts w:hint="eastAsia"/>
-        </w:rPr>
-        <w:t>: "</w:t>
+      <w:r>
+        <w:rPr>
+          <w:rFonts w:hint="eastAsia"/>
+        </w:rPr>
+        <w:t xml:space="preserve">  normalValue: "</w:t>
       </w:r>
       <w:r>
         <w:rPr>
@@ -2679,11 +2297,6 @@
       </w:r>
     </w:p>
     <w:p>
-      <w:pPr>
-        <w:rPr>
-          <w:rFonts w:hint="eastAsia"/>
-        </w:rPr>
-      </w:pPr>
       <w:r>
         <w:rPr>
           <w:rFonts w:hint="eastAsia"/>
@@ -2704,11 +2317,6 @@
       </w:r>
     </w:p>
     <w:p>
-      <w:pPr>
-        <w:rPr>
-          <w:rFonts w:hint="eastAsia"/>
-        </w:rPr>
-      </w:pPr>
       <w:r>
         <w:rPr>
           <w:rFonts w:hint="eastAsia"/>
@@ -2729,11 +2337,6 @@
       </w:r>
     </w:p>
     <w:p>
-      <w:pPr>
-        <w:rPr>
-          <w:rFonts w:hint="eastAsia"/>
-        </w:rPr>
-      </w:pPr>
       <w:r>
         <w:rPr>
           <w:rFonts w:hint="eastAsia"/>
@@ -2755,9 +2358,6 @@
     </w:p>
     <w:p>
       <w:pPr>
-        <w:rPr>
-          <w:rFonts w:hint="eastAsia"/>
-        </w:rPr>
         <w:sectPr>
           <w:type w:val="continuous"/>
           <w:pgSz w:w="11906" w:h="16838"/>
@@ -2768,11 +2368,6 @@
       </w:pPr>
     </w:p>
     <w:p>
-      <w:pPr>
-        <w:rPr>
-          <w:rFonts w:hint="eastAsia"/>
-        </w:rPr>
-      </w:pPr>
       <w:r>
         <w:rPr>
           <w:rFonts w:hint="eastAsia"/>
@@ -2794,9 +2389,6 @@
           <w:numId w:val="20"/>
         </w:numPr>
         <w:ind w:firstLineChars="0"/>
-        <w:rPr>
-          <w:rFonts w:hint="eastAsia"/>
-        </w:rPr>
       </w:pPr>
       <w:r>
         <w:rPr>
@@ -2825,9 +2417,6 @@
           <w:numId w:val="20"/>
         </w:numPr>
         <w:ind w:firstLineChars="0"/>
-        <w:rPr>
-          <w:rFonts w:hint="eastAsia"/>
-        </w:rPr>
       </w:pPr>
       <w:r>
         <w:rPr>
@@ -2856,9 +2445,6 @@
           <w:numId w:val="20"/>
         </w:numPr>
         <w:ind w:firstLineChars="0"/>
-        <w:rPr>
-          <w:rFonts w:hint="eastAsia"/>
-        </w:rPr>
       </w:pPr>
       <w:r>
         <w:rPr>
@@ -2910,6 +2496,9 @@
     <w:p>
       <w:pPr>
         <w:pStyle w:val="3"/>
+        <w:rPr>
+          <w:rFonts w:hint="default"/>
+        </w:rPr>
       </w:pPr>
       <w:r>
         <w:t>2.1.2</w:t>
@@ -2919,11 +2508,6 @@
       </w:r>
     </w:p>
     <w:p>
-      <w:pPr>
-        <w:rPr>
-          <w:rFonts w:hint="eastAsia"/>
-        </w:rPr>
-      </w:pPr>
       <w:r>
         <w:rPr>
           <w:rFonts w:hint="eastAsia"/>
@@ -2945,9 +2529,6 @@
           <w:numId w:val="21"/>
         </w:numPr>
         <w:ind w:firstLineChars="0"/>
-        <w:rPr>
-          <w:rFonts w:hint="eastAsia"/>
-        </w:rPr>
       </w:pPr>
       <w:r>
         <w:rPr>
@@ -2976,9 +2557,6 @@
           <w:numId w:val="21"/>
         </w:numPr>
         <w:ind w:firstLineChars="0"/>
-        <w:rPr>
-          <w:rFonts w:hint="eastAsia"/>
-        </w:rPr>
       </w:pPr>
       <w:r>
         <w:rPr>
@@ -3007,9 +2585,6 @@
           <w:numId w:val="21"/>
         </w:numPr>
         <w:ind w:firstLineChars="0"/>
-        <w:rPr>
-          <w:rFonts w:hint="eastAsia"/>
-        </w:rPr>
       </w:pPr>
       <w:r>
         <w:rPr>
@@ -3056,11 +2631,6 @@
       </w:pPr>
     </w:p>
     <w:p>
-      <w:pPr>
-        <w:rPr>
-          <w:rFonts w:hint="eastAsia"/>
-        </w:rPr>
-      </w:pPr>
       <w:r>
         <w:rPr>
           <w:rFonts w:hint="eastAsia"/>
@@ -3081,30 +2651,11 @@
       </w:r>
     </w:p>
     <w:p>
-      <w:pPr>
-        <w:rPr>
-          <w:rFonts w:hint="eastAsia"/>
-        </w:rPr>
-      </w:pPr>
-      <w:r>
-        <w:rPr>
-          <w:rFonts w:hint="eastAsia"/>
-        </w:rPr>
-        <w:t xml:space="preserve">  </w:t>
-      </w:r>
-      <w:proofErr w:type="spellStart"/>
-      <w:r>
-        <w:rPr>
-          <w:rFonts w:hint="eastAsia"/>
-        </w:rPr>
-        <w:t>packageName</w:t>
-      </w:r>
-      <w:proofErr w:type="spellEnd"/>
-      <w:r>
-        <w:rPr>
-          <w:rFonts w:hint="eastAsia"/>
-        </w:rPr>
-        <w:t>: "</w:t>
+      <w:r>
+        <w:rPr>
+          <w:rFonts w:hint="eastAsia"/>
+        </w:rPr>
+        <w:t xml:space="preserve">  packageName: "</w:t>
       </w:r>
       <w:r>
         <w:rPr>
@@ -3120,30 +2671,11 @@
       </w:r>
     </w:p>
     <w:p>
-      <w:pPr>
-        <w:rPr>
-          <w:rFonts w:hint="eastAsia"/>
-        </w:rPr>
-      </w:pPr>
-      <w:r>
-        <w:rPr>
-          <w:rFonts w:hint="eastAsia"/>
-        </w:rPr>
-        <w:t xml:space="preserve">  </w:t>
-      </w:r>
-      <w:proofErr w:type="spellStart"/>
-      <w:r>
-        <w:rPr>
-          <w:rFonts w:hint="eastAsia"/>
-        </w:rPr>
-        <w:t>reportDate</w:t>
-      </w:r>
-      <w:proofErr w:type="spellEnd"/>
-      <w:r>
-        <w:rPr>
-          <w:rFonts w:hint="eastAsia"/>
-        </w:rPr>
-        <w:t>: "</w:t>
+      <w:r>
+        <w:rPr>
+          <w:rFonts w:hint="eastAsia"/>
+        </w:rPr>
+        <w:t xml:space="preserve">  reportDate: "</w:t>
       </w:r>
       <w:r>
         <w:rPr>
@@ -3159,30 +2691,11 @@
       </w:r>
     </w:p>
     <w:p>
-      <w:pPr>
-        <w:rPr>
-          <w:rFonts w:hint="eastAsia"/>
-        </w:rPr>
-      </w:pPr>
-      <w:r>
-        <w:rPr>
-          <w:rFonts w:hint="eastAsia"/>
-        </w:rPr>
-        <w:t xml:space="preserve">  </w:t>
-      </w:r>
-      <w:proofErr w:type="spellStart"/>
-      <w:r>
-        <w:rPr>
-          <w:rFonts w:hint="eastAsia"/>
-        </w:rPr>
-        <w:t>hospitalName</w:t>
-      </w:r>
-      <w:proofErr w:type="spellEnd"/>
-      <w:r>
-        <w:rPr>
-          <w:rFonts w:hint="eastAsia"/>
-        </w:rPr>
-        <w:t>: "</w:t>
+      <w:r>
+        <w:rPr>
+          <w:rFonts w:hint="eastAsia"/>
+        </w:rPr>
+        <w:t xml:space="preserve">  hospitalName: "</w:t>
       </w:r>
       <w:r>
         <w:rPr>
@@ -3198,30 +2711,11 @@
       </w:r>
     </w:p>
     <w:p>
-      <w:pPr>
-        <w:rPr>
-          <w:rFonts w:hint="eastAsia"/>
-        </w:rPr>
-      </w:pPr>
-      <w:r>
-        <w:rPr>
-          <w:rFonts w:hint="eastAsia"/>
-        </w:rPr>
-        <w:t xml:space="preserve">  </w:t>
-      </w:r>
-      <w:proofErr w:type="spellStart"/>
-      <w:r>
-        <w:rPr>
-          <w:rFonts w:hint="eastAsia"/>
-        </w:rPr>
-        <w:t>personName</w:t>
-      </w:r>
-      <w:proofErr w:type="spellEnd"/>
-      <w:r>
-        <w:rPr>
-          <w:rFonts w:hint="eastAsia"/>
-        </w:rPr>
-        <w:t>: "</w:t>
+      <w:r>
+        <w:rPr>
+          <w:rFonts w:hint="eastAsia"/>
+        </w:rPr>
+        <w:t xml:space="preserve">  personName: "</w:t>
       </w:r>
       <w:r>
         <w:rPr>
@@ -3237,30 +2731,11 @@
       </w:r>
     </w:p>
     <w:p>
-      <w:pPr>
-        <w:rPr>
-          <w:rFonts w:hint="eastAsia"/>
-        </w:rPr>
-      </w:pPr>
-      <w:r>
-        <w:rPr>
-          <w:rFonts w:hint="eastAsia"/>
-        </w:rPr>
-        <w:t xml:space="preserve">  </w:t>
-      </w:r>
-      <w:proofErr w:type="spellStart"/>
-      <w:r>
-        <w:rPr>
-          <w:rFonts w:hint="eastAsia"/>
-        </w:rPr>
-        <w:t>examDate</w:t>
-      </w:r>
-      <w:proofErr w:type="spellEnd"/>
-      <w:r>
-        <w:rPr>
-          <w:rFonts w:hint="eastAsia"/>
-        </w:rPr>
-        <w:t>: "</w:t>
+      <w:r>
+        <w:rPr>
+          <w:rFonts w:hint="eastAsia"/>
+        </w:rPr>
+        <w:t xml:space="preserve">  examDate: "</w:t>
       </w:r>
       <w:r>
         <w:rPr>
@@ -3276,30 +2751,11 @@
       </w:r>
     </w:p>
     <w:p>
-      <w:pPr>
-        <w:rPr>
-          <w:rFonts w:hint="eastAsia"/>
-        </w:rPr>
-      </w:pPr>
-      <w:r>
-        <w:rPr>
-          <w:rFonts w:hint="eastAsia"/>
-        </w:rPr>
-        <w:t xml:space="preserve">  </w:t>
-      </w:r>
-      <w:proofErr w:type="spellStart"/>
-      <w:r>
-        <w:rPr>
-          <w:rFonts w:hint="eastAsia"/>
-        </w:rPr>
-        <w:t>patientGender</w:t>
-      </w:r>
-      <w:proofErr w:type="spellEnd"/>
-      <w:r>
-        <w:rPr>
-          <w:rFonts w:hint="eastAsia"/>
-        </w:rPr>
-        <w:t>: "</w:t>
+      <w:r>
+        <w:rPr>
+          <w:rFonts w:hint="eastAsia"/>
+        </w:rPr>
+        <w:t xml:space="preserve">  patientGender: "</w:t>
       </w:r>
       <w:r>
         <w:rPr>
@@ -3339,30 +2795,11 @@
       </w:r>
     </w:p>
     <w:p>
-      <w:pPr>
-        <w:rPr>
-          <w:rFonts w:hint="eastAsia"/>
-        </w:rPr>
-      </w:pPr>
-      <w:r>
-        <w:rPr>
-          <w:rFonts w:hint="eastAsia"/>
-        </w:rPr>
-        <w:t xml:space="preserve">  </w:t>
-      </w:r>
-      <w:proofErr w:type="spellStart"/>
-      <w:r>
-        <w:rPr>
-          <w:rFonts w:hint="eastAsia"/>
-        </w:rPr>
-        <w:t>patientAge</w:t>
-      </w:r>
-      <w:proofErr w:type="spellEnd"/>
-      <w:r>
-        <w:rPr>
-          <w:rFonts w:hint="eastAsia"/>
-        </w:rPr>
-        <w:t>: "</w:t>
+      <w:r>
+        <w:rPr>
+          <w:rFonts w:hint="eastAsia"/>
+        </w:rPr>
+        <w:t xml:space="preserve">  patientAge: "</w:t>
       </w:r>
       <w:r>
         <w:rPr>
@@ -3379,23 +2816,10 @@
     </w:p>
     <w:p>
       <w:r>
-        <w:t xml:space="preserve">  </w:t>
-      </w:r>
-      <w:proofErr w:type="spellStart"/>
-      <w:r>
-        <w:t>examResults</w:t>
-      </w:r>
-      <w:proofErr w:type="spellEnd"/>
-      <w:r>
-        <w:t>: [{</w:t>
-      </w:r>
-    </w:p>
-    <w:p>
-      <w:pPr>
-        <w:rPr>
-          <w:rFonts w:hint="eastAsia"/>
-        </w:rPr>
-      </w:pPr>
+        <w:t xml:space="preserve">  examResults: [{</w:t>
+      </w:r>
+    </w:p>
+    <w:p>
       <w:r>
         <w:rPr>
           <w:rFonts w:hint="eastAsia"/>
@@ -3416,11 +2840,6 @@
       </w:r>
     </w:p>
     <w:p>
-      <w:pPr>
-        <w:rPr>
-          <w:rFonts w:hint="eastAsia"/>
-        </w:rPr>
-      </w:pPr>
       <w:r>
         <w:rPr>
           <w:rFonts w:hint="eastAsia"/>
@@ -3441,11 +2860,6 @@
       </w:r>
     </w:p>
     <w:p>
-      <w:pPr>
-        <w:rPr>
-          <w:rFonts w:hint="eastAsia"/>
-        </w:rPr>
-      </w:pPr>
       <w:r>
         <w:rPr>
           <w:rFonts w:hint="eastAsia"/>
@@ -3466,30 +2880,11 @@
       </w:r>
     </w:p>
     <w:p>
-      <w:pPr>
-        <w:rPr>
-          <w:rFonts w:hint="eastAsia"/>
-        </w:rPr>
-      </w:pPr>
-      <w:r>
-        <w:rPr>
-          <w:rFonts w:hint="eastAsia"/>
-        </w:rPr>
-        <w:t xml:space="preserve">    </w:t>
-      </w:r>
-      <w:proofErr w:type="spellStart"/>
-      <w:r>
-        <w:rPr>
-          <w:rFonts w:hint="eastAsia"/>
-        </w:rPr>
-        <w:t>isAbnormal</w:t>
-      </w:r>
-      <w:proofErr w:type="spellEnd"/>
-      <w:r>
-        <w:rPr>
-          <w:rFonts w:hint="eastAsia"/>
-        </w:rPr>
-        <w:t>: "</w:t>
+      <w:r>
+        <w:rPr>
+          <w:rFonts w:hint="eastAsia"/>
+        </w:rPr>
+        <w:t xml:space="preserve">    isAbnormal: "</w:t>
       </w:r>
       <w:r>
         <w:rPr>
@@ -3505,11 +2900,6 @@
       </w:r>
     </w:p>
     <w:p>
-      <w:pPr>
-        <w:rPr>
-          <w:rFonts w:hint="eastAsia"/>
-        </w:rPr>
-      </w:pPr>
       <w:r>
         <w:rPr>
           <w:rFonts w:hint="eastAsia"/>
@@ -3530,11 +2920,6 @@
       </w:r>
     </w:p>
     <w:p>
-      <w:pPr>
-        <w:rPr>
-          <w:rFonts w:hint="eastAsia"/>
-        </w:rPr>
-      </w:pPr>
       <w:r>
         <w:rPr>
           <w:rFonts w:hint="eastAsia"/>
@@ -3571,11 +2956,6 @@
       </w:pPr>
     </w:p>
     <w:p>
-      <w:pPr>
-        <w:rPr>
-          <w:rFonts w:hint="eastAsia"/>
-        </w:rPr>
-      </w:pPr>
       <w:r>
         <w:rPr>
           <w:rFonts w:hint="eastAsia"/>
@@ -3597,9 +2977,6 @@
           <w:numId w:val="22"/>
         </w:numPr>
         <w:ind w:firstLineChars="0"/>
-        <w:rPr>
-          <w:rFonts w:hint="eastAsia"/>
-        </w:rPr>
       </w:pPr>
       <w:r>
         <w:rPr>
@@ -3628,9 +3005,6 @@
           <w:numId w:val="22"/>
         </w:numPr>
         <w:ind w:firstLineChars="0"/>
-        <w:rPr>
-          <w:rFonts w:hint="eastAsia"/>
-        </w:rPr>
       </w:pPr>
       <w:r>
         <w:rPr>
@@ -3644,19 +3018,11 @@
         </w:rPr>
         <w:t xml:space="preserve"> </w:t>
       </w:r>
-      <w:proofErr w:type="gramStart"/>
-      <w:r>
-        <w:rPr>
-          <w:rFonts w:hint="eastAsia"/>
-        </w:rPr>
-        <w:t>支持分</w:t>
-      </w:r>
-      <w:proofErr w:type="gramEnd"/>
-      <w:r>
-        <w:rPr>
-          <w:rFonts w:hint="eastAsia"/>
-        </w:rPr>
-        <w:t>页查看，避免一次性加载过多数据</w:t>
+      <w:r>
+        <w:rPr>
+          <w:rFonts w:hint="eastAsia"/>
+        </w:rPr>
+        <w:t>支持分页查看，避免一次性加载过多数据</w:t>
       </w:r>
     </w:p>
     <w:p>
@@ -3667,9 +3033,6 @@
           <w:numId w:val="22"/>
         </w:numPr>
         <w:ind w:firstLineChars="0"/>
-        <w:rPr>
-          <w:rFonts w:hint="eastAsia"/>
-        </w:rPr>
       </w:pPr>
       <w:r>
         <w:rPr>
@@ -3733,6 +3096,9 @@
     <w:p>
       <w:pPr>
         <w:pStyle w:val="3"/>
+        <w:rPr>
+          <w:rFonts w:hint="default"/>
+        </w:rPr>
       </w:pPr>
       <w:r>
         <w:t>2.1.3</w:t>
@@ -3742,11 +3108,6 @@
       </w:r>
     </w:p>
     <w:p>
-      <w:pPr>
-        <w:rPr>
-          <w:rFonts w:hint="eastAsia"/>
-        </w:rPr>
-      </w:pPr>
       <w:r>
         <w:rPr>
           <w:rFonts w:hint="eastAsia"/>
@@ -3768,9 +3129,6 @@
           <w:numId w:val="23"/>
         </w:numPr>
         <w:ind w:firstLineChars="0"/>
-        <w:rPr>
-          <w:rFonts w:hint="eastAsia"/>
-        </w:rPr>
       </w:pPr>
       <w:r>
         <w:rPr>
@@ -3799,9 +3157,6 @@
           <w:numId w:val="23"/>
         </w:numPr>
         <w:ind w:firstLineChars="0"/>
-        <w:rPr>
-          <w:rFonts w:hint="eastAsia"/>
-        </w:rPr>
       </w:pPr>
       <w:r>
         <w:rPr>
@@ -3830,9 +3185,6 @@
           <w:numId w:val="23"/>
         </w:numPr>
         <w:ind w:firstLineChars="0"/>
-        <w:rPr>
-          <w:rFonts w:hint="eastAsia"/>
-        </w:rPr>
       </w:pPr>
       <w:r>
         <w:rPr>
@@ -3879,11 +3231,6 @@
       </w:pPr>
     </w:p>
     <w:p>
-      <w:pPr>
-        <w:rPr>
-          <w:rFonts w:hint="eastAsia"/>
-        </w:rPr>
-      </w:pPr>
       <w:r>
         <w:rPr>
           <w:rFonts w:hint="eastAsia"/>
@@ -3904,11 +3251,6 @@
       </w:r>
     </w:p>
     <w:p>
-      <w:pPr>
-        <w:rPr>
-          <w:rFonts w:hint="eastAsia"/>
-        </w:rPr>
-      </w:pPr>
       <w:r>
         <w:rPr>
           <w:rFonts w:hint="eastAsia"/>
@@ -3929,11 +3271,6 @@
       </w:r>
     </w:p>
     <w:p>
-      <w:pPr>
-        <w:rPr>
-          <w:rFonts w:hint="eastAsia"/>
-        </w:rPr>
-      </w:pPr>
       <w:r>
         <w:rPr>
           <w:rFonts w:hint="eastAsia"/>
@@ -3954,11 +3291,6 @@
       </w:r>
     </w:p>
     <w:p>
-      <w:pPr>
-        <w:rPr>
-          <w:rFonts w:hint="eastAsia"/>
-        </w:rPr>
-      </w:pPr>
       <w:r>
         <w:rPr>
           <w:rFonts w:hint="eastAsia"/>
@@ -3979,11 +3311,6 @@
       </w:r>
     </w:p>
     <w:p>
-      <w:pPr>
-        <w:rPr>
-          <w:rFonts w:hint="eastAsia"/>
-        </w:rPr>
-      </w:pPr>
       <w:r>
         <w:rPr>
           <w:rFonts w:hint="eastAsia"/>
@@ -4004,11 +3331,6 @@
       </w:r>
     </w:p>
     <w:p>
-      <w:pPr>
-        <w:rPr>
-          <w:rFonts w:hint="eastAsia"/>
-        </w:rPr>
-      </w:pPr>
       <w:r>
         <w:rPr>
           <w:rFonts w:hint="eastAsia"/>
@@ -4065,11 +3387,6 @@
       </w:r>
     </w:p>
     <w:p>
-      <w:pPr>
-        <w:rPr>
-          <w:rFonts w:hint="eastAsia"/>
-        </w:rPr>
-      </w:pPr>
       <w:r>
         <w:rPr>
           <w:rFonts w:hint="eastAsia"/>
@@ -4090,11 +3407,6 @@
       </w:r>
     </w:p>
     <w:p>
-      <w:pPr>
-        <w:rPr>
-          <w:rFonts w:hint="eastAsia"/>
-        </w:rPr>
-      </w:pPr>
       <w:r>
         <w:rPr>
           <w:rFonts w:hint="eastAsia"/>
@@ -4116,9 +3428,6 @@
     </w:p>
     <w:p>
       <w:pPr>
-        <w:rPr>
-          <w:rFonts w:hint="eastAsia"/>
-        </w:rPr>
         <w:sectPr>
           <w:type w:val="continuous"/>
           <w:pgSz w:w="11906" w:h="16838"/>
@@ -4129,11 +3438,6 @@
       </w:pPr>
     </w:p>
     <w:p>
-      <w:pPr>
-        <w:rPr>
-          <w:rFonts w:hint="eastAsia"/>
-        </w:rPr>
-      </w:pPr>
       <w:r>
         <w:rPr>
           <w:rFonts w:hint="eastAsia"/>
@@ -4155,14 +3459,12 @@
           <w:numId w:val="24"/>
         </w:numPr>
         <w:ind w:firstLineChars="0"/>
-        <w:rPr>
-          <w:rFonts w:hint="eastAsia"/>
-        </w:rPr>
-      </w:pPr>
-      <w:r>
-        <w:rPr>
-          <w:rFonts w:hint="eastAsia"/>
-        </w:rPr>
+      </w:pPr>
+      <w:r>
+        <w:rPr>
+          <w:rFonts w:hint="eastAsia"/>
+        </w:rPr>
+        <w:lastRenderedPageBreak/>
         <w:t>分类浏览：</w:t>
       </w:r>
       <w:r>
@@ -4186,9 +3488,6 @@
           <w:numId w:val="24"/>
         </w:numPr>
         <w:ind w:firstLineChars="0"/>
-        <w:rPr>
-          <w:rFonts w:hint="eastAsia"/>
-        </w:rPr>
       </w:pPr>
       <w:r>
         <w:rPr>
@@ -4217,9 +3516,6 @@
           <w:numId w:val="24"/>
         </w:numPr>
         <w:ind w:firstLineChars="0"/>
-        <w:rPr>
-          <w:rFonts w:hint="eastAsia"/>
-        </w:rPr>
       </w:pPr>
       <w:r>
         <w:rPr>
@@ -4260,9 +3556,6 @@
           <w:numId w:val="24"/>
         </w:numPr>
         <w:ind w:firstLineChars="0"/>
-        <w:rPr>
-          <w:rFonts w:hint="eastAsia"/>
-        </w:rPr>
       </w:pPr>
       <w:r>
         <w:rPr>
@@ -4286,9 +3579,6 @@
     <w:p>
       <w:pPr>
         <w:pStyle w:val="2"/>
-        <w:rPr>
-          <w:rFonts w:hint="eastAsia"/>
-        </w:rPr>
       </w:pPr>
       <w:r>
         <w:t xml:space="preserve">2.2 </w:t>
@@ -4303,6 +3593,9 @@
     <w:p>
       <w:pPr>
         <w:pStyle w:val="3"/>
+        <w:rPr>
+          <w:rFonts w:hint="default"/>
+        </w:rPr>
       </w:pPr>
       <w:bookmarkStart w:id="6" w:name="_Hlk203645708"/>
       <w:r>
@@ -4376,16 +3669,8 @@
         <w:rPr>
           <w:rFonts w:hint="eastAsia"/>
         </w:rPr>
-        <w:t xml:space="preserve"> user-app/pages/health-indicator/health-</w:t>
-      </w:r>
-      <w:proofErr w:type="spellStart"/>
-      <w:r>
-        <w:rPr>
-          <w:rFonts w:hint="eastAsia"/>
-        </w:rPr>
-        <w:t>indicator.vue</w:t>
-      </w:r>
-      <w:proofErr w:type="spellEnd"/>
+        <w:t xml:space="preserve"> user-app/pages/health-indicator/health-indicator.vue</w:t>
+      </w:r>
     </w:p>
     <w:p>
       <w:pPr>
@@ -4412,21 +3697,7 @@
         <w:rPr>
           <w:rFonts w:hint="eastAsia"/>
         </w:rPr>
-        <w:t xml:space="preserve"> user-app/</w:t>
-      </w:r>
-      <w:proofErr w:type="spellStart"/>
-      <w:r>
-        <w:rPr>
-          <w:rFonts w:hint="eastAsia"/>
-        </w:rPr>
-        <w:t>api</w:t>
-      </w:r>
-      <w:proofErr w:type="spellEnd"/>
-      <w:r>
-        <w:rPr>
-          <w:rFonts w:hint="eastAsia"/>
-        </w:rPr>
-        <w:t>/health-indicator.js</w:t>
+        <w:t xml:space="preserve"> user-app/api/health-indicator.js</w:t>
       </w:r>
     </w:p>
     <w:p>
@@ -4585,6 +3856,9 @@
     <w:p>
       <w:pPr>
         <w:pStyle w:val="3"/>
+        <w:rPr>
+          <w:rFonts w:hint="default"/>
+        </w:rPr>
       </w:pPr>
       <w:bookmarkStart w:id="7" w:name="_Hlk203645862"/>
       <w:r>
@@ -4668,21 +3942,7 @@
         <w:rPr>
           <w:rFonts w:hint="eastAsia"/>
         </w:rPr>
-        <w:t>user-app/pages/report/</w:t>
-      </w:r>
-      <w:proofErr w:type="spellStart"/>
-      <w:r>
-        <w:rPr>
-          <w:rFonts w:hint="eastAsia"/>
-        </w:rPr>
-        <w:t>report.vue</w:t>
-      </w:r>
-      <w:proofErr w:type="spellEnd"/>
-      <w:r>
-        <w:rPr>
-          <w:rFonts w:hint="eastAsia"/>
-        </w:rPr>
-        <w:t xml:space="preserve"> (</w:t>
+        <w:t>user-app/pages/report/report.vue (</w:t>
       </w:r>
       <w:r>
         <w:rPr>
@@ -4710,21 +3970,7 @@
         <w:rPr>
           <w:rFonts w:hint="eastAsia"/>
         </w:rPr>
-        <w:t>user-app/pages/report-detail/report-</w:t>
-      </w:r>
-      <w:proofErr w:type="spellStart"/>
-      <w:r>
-        <w:rPr>
-          <w:rFonts w:hint="eastAsia"/>
-        </w:rPr>
-        <w:t>detail.vue</w:t>
-      </w:r>
-      <w:proofErr w:type="spellEnd"/>
-      <w:r>
-        <w:rPr>
-          <w:rFonts w:hint="eastAsia"/>
-        </w:rPr>
-        <w:t xml:space="preserve"> (</w:t>
+        <w:t>user-app/pages/report-detail/report-detail.vue (</w:t>
       </w:r>
       <w:r>
         <w:rPr>
@@ -4764,21 +4010,7 @@
         <w:rPr>
           <w:rFonts w:hint="eastAsia"/>
         </w:rPr>
-        <w:t xml:space="preserve"> user-app/</w:t>
-      </w:r>
-      <w:proofErr w:type="spellStart"/>
-      <w:r>
-        <w:rPr>
-          <w:rFonts w:hint="eastAsia"/>
-        </w:rPr>
-        <w:t>api</w:t>
-      </w:r>
-      <w:proofErr w:type="spellEnd"/>
-      <w:r>
-        <w:rPr>
-          <w:rFonts w:hint="eastAsia"/>
-        </w:rPr>
-        <w:t>/report.js</w:t>
+        <w:t xml:space="preserve"> user-app/api/report.js</w:t>
       </w:r>
     </w:p>
     <w:p>
@@ -4810,6 +4042,7 @@
         <w:rPr>
           <w:rFonts w:hint="eastAsia"/>
         </w:rPr>
+        <w:lastRenderedPageBreak/>
         <w:t>体检报告列表展示</w:t>
       </w:r>
     </w:p>
@@ -4941,6 +4174,9 @@
     <w:p>
       <w:pPr>
         <w:pStyle w:val="3"/>
+        <w:rPr>
+          <w:rFonts w:hint="default"/>
+        </w:rPr>
       </w:pPr>
       <w:r>
         <w:t>2.2.</w:t>
@@ -4963,9 +4199,6 @@
           <w:numId w:val="16"/>
         </w:numPr>
         <w:ind w:firstLineChars="0"/>
-        <w:rPr>
-          <w:rFonts w:hint="eastAsia"/>
-        </w:rPr>
       </w:pPr>
       <w:r>
         <w:rPr>
@@ -4994,9 +4227,6 @@
           <w:numId w:val="16"/>
         </w:numPr>
         <w:ind w:firstLineChars="0"/>
-        <w:rPr>
-          <w:rFonts w:hint="eastAsia"/>
-        </w:rPr>
       </w:pPr>
       <w:r>
         <w:rPr>
@@ -5013,9 +4243,6 @@
           <w:numId w:val="17"/>
         </w:numPr>
         <w:ind w:firstLineChars="0"/>
-        <w:rPr>
-          <w:rFonts w:hint="eastAsia"/>
-        </w:rPr>
       </w:pPr>
       <w:r>
         <w:rPr>
@@ -5032,29 +4259,12 @@
           <w:numId w:val="17"/>
         </w:numPr>
         <w:ind w:firstLineChars="0"/>
-        <w:rPr>
-          <w:rFonts w:hint="eastAsia"/>
-        </w:rPr>
-      </w:pPr>
-      <w:r>
-        <w:rPr>
-          <w:rFonts w:hint="eastAsia"/>
-        </w:rPr>
-        <w:t>user-app/pages/news/</w:t>
-      </w:r>
-      <w:proofErr w:type="spellStart"/>
-      <w:r>
-        <w:rPr>
-          <w:rFonts w:hint="eastAsia"/>
-        </w:rPr>
-        <w:t>news.vue</w:t>
-      </w:r>
-      <w:proofErr w:type="spellEnd"/>
-      <w:r>
-        <w:rPr>
-          <w:rFonts w:hint="eastAsia"/>
-        </w:rPr>
-        <w:t xml:space="preserve"> (</w:t>
+      </w:pPr>
+      <w:r>
+        <w:rPr>
+          <w:rFonts w:hint="eastAsia"/>
+        </w:rPr>
+        <w:t>user-app/pages/news/news.vue (</w:t>
       </w:r>
       <w:r>
         <w:rPr>
@@ -5077,29 +4287,12 @@
           <w:numId w:val="17"/>
         </w:numPr>
         <w:ind w:firstLineChars="0"/>
-        <w:rPr>
-          <w:rFonts w:hint="eastAsia"/>
-        </w:rPr>
-      </w:pPr>
-      <w:r>
-        <w:rPr>
-          <w:rFonts w:hint="eastAsia"/>
-        </w:rPr>
-        <w:t>user-app/pages/news-detail/news-</w:t>
-      </w:r>
-      <w:proofErr w:type="spellStart"/>
-      <w:r>
-        <w:rPr>
-          <w:rFonts w:hint="eastAsia"/>
-        </w:rPr>
-        <w:t>detail.vue</w:t>
-      </w:r>
-      <w:proofErr w:type="spellEnd"/>
-      <w:r>
-        <w:rPr>
-          <w:rFonts w:hint="eastAsia"/>
-        </w:rPr>
-        <w:t xml:space="preserve"> (</w:t>
+      </w:pPr>
+      <w:r>
+        <w:rPr>
+          <w:rFonts w:hint="eastAsia"/>
+        </w:rPr>
+        <w:t>user-app/pages/news-detail/news-detail.vue (</w:t>
       </w:r>
       <w:r>
         <w:rPr>
@@ -5122,29 +4315,12 @@
           <w:numId w:val="17"/>
         </w:numPr>
         <w:ind w:firstLineChars="0"/>
-        <w:rPr>
-          <w:rFonts w:hint="eastAsia"/>
-        </w:rPr>
-      </w:pPr>
-      <w:r>
-        <w:rPr>
-          <w:rFonts w:hint="eastAsia"/>
-        </w:rPr>
-        <w:t>user-app/pages/news-web-view/news-web-</w:t>
-      </w:r>
-      <w:proofErr w:type="spellStart"/>
-      <w:r>
-        <w:rPr>
-          <w:rFonts w:hint="eastAsia"/>
-        </w:rPr>
-        <w:t>view.vue</w:t>
-      </w:r>
-      <w:proofErr w:type="spellEnd"/>
-      <w:r>
-        <w:rPr>
-          <w:rFonts w:hint="eastAsia"/>
-        </w:rPr>
-        <w:t xml:space="preserve"> (WebView</w:t>
+      </w:pPr>
+      <w:r>
+        <w:rPr>
+          <w:rFonts w:hint="eastAsia"/>
+        </w:rPr>
+        <w:t>user-app/pages/news-web-view/news-web-view.vue (WebView</w:t>
       </w:r>
       <w:r>
         <w:rPr>
@@ -5167,9 +4343,6 @@
           <w:numId w:val="16"/>
         </w:numPr>
         <w:ind w:firstLineChars="0"/>
-        <w:rPr>
-          <w:rFonts w:hint="eastAsia"/>
-        </w:rPr>
       </w:pPr>
       <w:r>
         <w:rPr>
@@ -5186,9 +4359,6 @@
           <w:numId w:val="18"/>
         </w:numPr>
         <w:ind w:firstLineChars="0"/>
-        <w:rPr>
-          <w:rFonts w:hint="eastAsia"/>
-        </w:rPr>
       </w:pPr>
       <w:r>
         <w:rPr>
@@ -5205,9 +4375,6 @@
           <w:numId w:val="18"/>
         </w:numPr>
         <w:ind w:firstLineChars="0"/>
-        <w:rPr>
-          <w:rFonts w:hint="eastAsia"/>
-        </w:rPr>
       </w:pPr>
       <w:r>
         <w:rPr>
@@ -5224,9 +4391,6 @@
           <w:numId w:val="18"/>
         </w:numPr>
         <w:ind w:firstLineChars="0"/>
-        <w:rPr>
-          <w:rFonts w:hint="eastAsia"/>
-        </w:rPr>
       </w:pPr>
       <w:r>
         <w:rPr>
@@ -5243,9 +4407,6 @@
           <w:numId w:val="18"/>
         </w:numPr>
         <w:ind w:firstLineChars="0"/>
-        <w:rPr>
-          <w:rFonts w:hint="eastAsia"/>
-        </w:rPr>
       </w:pPr>
       <w:r>
         <w:rPr>
@@ -5268,9 +4429,6 @@
           <w:numId w:val="18"/>
         </w:numPr>
         <w:ind w:firstLineChars="0"/>
-        <w:rPr>
-          <w:rFonts w:hint="eastAsia"/>
-        </w:rPr>
       </w:pPr>
       <w:r>
         <w:rPr>
@@ -5298,11 +4456,12 @@
     <w:p>
       <w:pPr>
         <w:jc w:val="center"/>
-        <w:rPr>
-          <w:rFonts w:hint="eastAsia"/>
-        </w:rPr>
-      </w:pPr>
-      <w:r>
+      </w:pPr>
+      <w:r>
+        <w:rPr>
+          <w:noProof/>
+        </w:rPr>
+        <w:lastRenderedPageBreak/>
         <w:drawing>
           <wp:inline distT="0" distB="0" distL="0" distR="0" wp14:anchorId="61CD19D9" wp14:editId="404A4FD8">
             <wp:extent cx="5274310" cy="2560320"/>
@@ -5343,12 +4502,8 @@
     <w:p>
       <w:pPr>
         <w:pStyle w:val="2"/>
-        <w:rPr>
-          <w:rFonts w:hint="eastAsia"/>
-        </w:rPr>
-      </w:pPr>
-      <w:r>
-        <w:lastRenderedPageBreak/>
+      </w:pPr>
+      <w:r>
         <w:t xml:space="preserve">2.3 </w:t>
       </w:r>
       <w:r>
@@ -5422,7 +4577,7 @@
         <w:spacing w:before="100" w:beforeAutospacing="1" w:after="100" w:afterAutospacing="1"/>
         <w:jc w:val="center"/>
         <w:rPr>
-          <w:rFonts w:ascii="宋体" w:hAnsi="宋体" w:cs="宋体"/>
+          <w:rFonts w:ascii="宋体" w:hAnsi="宋体" w:cs="宋体" w:hint="eastAsia"/>
           <w:kern w:val="0"/>
           <w:sz w:val="24"/>
         </w:rPr>
@@ -5507,6 +4662,7 @@
           <w:kern w:val="0"/>
           <w:sz w:val="24"/>
         </w:rPr>
+        <w:lastRenderedPageBreak/>
         <w:drawing>
           <wp:inline distT="0" distB="0" distL="0" distR="0" wp14:anchorId="55712F59" wp14:editId="4D3D4A79">
             <wp:extent cx="3599159" cy="1785937"/>
@@ -5691,7 +4847,7 @@
       <w:pPr>
         <w:jc w:val="center"/>
         <w:rPr>
-          <w:rFonts w:ascii="宋体" w:hAnsi="宋体" w:hint="eastAsia"/>
+          <w:rFonts w:ascii="宋体" w:hAnsi="宋体"/>
           <w:color w:val="FF0000"/>
           <w:sz w:val="24"/>
         </w:rPr>
@@ -5700,6 +4856,7 @@
         <w:rPr>
           <w:noProof/>
         </w:rPr>
+        <w:lastRenderedPageBreak/>
         <w:drawing>
           <wp:inline distT="0" distB="0" distL="0" distR="0" wp14:anchorId="79E3E447" wp14:editId="6974B2D7">
             <wp:extent cx="5274310" cy="4413885"/>
@@ -5752,6 +4909,433 @@
     </w:p>
     <w:p>
       <w:pPr>
+        <w:pStyle w:val="2"/>
+        <w:rPr>
+          <w:rFonts w:hint="eastAsia"/>
+        </w:rPr>
+      </w:pPr>
+      <w:r>
+        <w:rPr>
+          <w:rFonts w:hint="eastAsia"/>
+        </w:rPr>
+        <w:t>2</w:t>
+      </w:r>
+      <w:r>
+        <w:rPr>
+          <w:rFonts w:hint="eastAsia"/>
+        </w:rPr>
+        <w:t>.5</w:t>
+      </w:r>
+      <w:r>
+        <w:rPr>
+          <w:rFonts w:hint="eastAsia"/>
+        </w:rPr>
+        <w:t>功能设计分工</w:t>
+      </w:r>
+    </w:p>
+    <w:tbl>
+      <w:tblPr>
+        <w:tblW w:w="6840" w:type="dxa"/>
+        <w:jc w:val="center"/>
+        <w:tblLook w:val="04A0" w:firstRow="1" w:lastRow="0" w:firstColumn="1" w:lastColumn="0" w:noHBand="0" w:noVBand="1"/>
+      </w:tblPr>
+      <w:tblGrid>
+        <w:gridCol w:w="4930"/>
+        <w:gridCol w:w="1910"/>
+      </w:tblGrid>
+      <w:tr>
+        <w:trPr>
+          <w:trHeight w:val="403"/>
+          <w:jc w:val="center"/>
+        </w:trPr>
+        <w:tc>
+          <w:tcPr>
+            <w:tcW w:w="4930" w:type="dxa"/>
+            <w:tcBorders>
+              <w:top w:val="single" w:sz="4" w:space="0" w:color="000000"/>
+              <w:left w:val="single" w:sz="4" w:space="0" w:color="000000"/>
+              <w:bottom w:val="single" w:sz="4" w:space="0" w:color="000000"/>
+              <w:right w:val="single" w:sz="4" w:space="0" w:color="000000"/>
+            </w:tcBorders>
+            <w:noWrap/>
+            <w:vAlign w:val="center"/>
+          </w:tcPr>
+          <w:p>
+            <w:pPr>
+              <w:widowControl/>
+              <w:textAlignment w:val="center"/>
+              <w:rPr>
+                <w:rFonts w:ascii="宋体" w:hAnsi="宋体" w:cs="宋体" w:hint="eastAsia"/>
+                <w:b/>
+                <w:bCs/>
+                <w:color w:val="000000"/>
+                <w:sz w:val="20"/>
+                <w:szCs w:val="20"/>
+              </w:rPr>
+            </w:pPr>
+            <w:r>
+              <w:rPr>
+                <w:rFonts w:ascii="宋体" w:hAnsi="宋体" w:cs="宋体" w:hint="eastAsia"/>
+                <w:b/>
+                <w:bCs/>
+                <w:color w:val="000000"/>
+                <w:kern w:val="0"/>
+                <w:sz w:val="20"/>
+                <w:szCs w:val="20"/>
+                <w:lang w:bidi="ar"/>
+              </w:rPr>
+              <w:t>任务名称</w:t>
+            </w:r>
+          </w:p>
+        </w:tc>
+        <w:tc>
+          <w:tcPr>
+            <w:tcW w:w="1910" w:type="dxa"/>
+            <w:tcBorders>
+              <w:top w:val="single" w:sz="4" w:space="0" w:color="000000"/>
+              <w:left w:val="single" w:sz="4" w:space="0" w:color="000000"/>
+              <w:bottom w:val="single" w:sz="4" w:space="0" w:color="000000"/>
+              <w:right w:val="single" w:sz="4" w:space="0" w:color="000000"/>
+            </w:tcBorders>
+            <w:noWrap/>
+            <w:vAlign w:val="center"/>
+          </w:tcPr>
+          <w:p>
+            <w:pPr>
+              <w:widowControl/>
+              <w:textAlignment w:val="center"/>
+              <w:rPr>
+                <w:rFonts w:ascii="宋体" w:hAnsi="宋体" w:cs="宋体" w:hint="eastAsia"/>
+                <w:b/>
+                <w:bCs/>
+                <w:color w:val="000000"/>
+                <w:sz w:val="20"/>
+                <w:szCs w:val="20"/>
+              </w:rPr>
+            </w:pPr>
+            <w:r>
+              <w:rPr>
+                <w:rFonts w:ascii="宋体" w:hAnsi="宋体" w:cs="宋体" w:hint="eastAsia"/>
+                <w:b/>
+                <w:bCs/>
+                <w:color w:val="000000"/>
+                <w:kern w:val="0"/>
+                <w:sz w:val="20"/>
+                <w:szCs w:val="20"/>
+                <w:lang w:bidi="ar"/>
+              </w:rPr>
+              <w:t>执行人</w:t>
+            </w:r>
+          </w:p>
+        </w:tc>
+      </w:tr>
+      <w:tr>
+        <w:trPr>
+          <w:trHeight w:val="403"/>
+          <w:jc w:val="center"/>
+        </w:trPr>
+        <w:tc>
+          <w:tcPr>
+            <w:tcW w:w="0" w:type="auto"/>
+            <w:tcBorders>
+              <w:top w:val="single" w:sz="4" w:space="0" w:color="000000"/>
+              <w:left w:val="single" w:sz="4" w:space="0" w:color="000000"/>
+              <w:bottom w:val="single" w:sz="4" w:space="0" w:color="000000"/>
+              <w:right w:val="single" w:sz="4" w:space="0" w:color="000000"/>
+            </w:tcBorders>
+            <w:noWrap/>
+            <w:vAlign w:val="center"/>
+          </w:tcPr>
+          <w:p>
+            <w:pPr>
+              <w:widowControl/>
+              <w:jc w:val="left"/>
+              <w:textAlignment w:val="center"/>
+              <w:rPr>
+                <w:rFonts w:ascii="宋体" w:hAnsi="宋体" w:cs="宋体" w:hint="eastAsia"/>
+                <w:color w:val="000000"/>
+                <w:sz w:val="20"/>
+                <w:szCs w:val="20"/>
+              </w:rPr>
+            </w:pPr>
+            <w:r>
+              <w:rPr>
+                <w:rFonts w:ascii="宋体" w:hAnsi="宋体" w:cs="宋体" w:hint="eastAsia"/>
+                <w:color w:val="000000"/>
+                <w:sz w:val="20"/>
+                <w:szCs w:val="20"/>
+              </w:rPr>
+              <w:t>用户端登录</w:t>
+            </w:r>
+          </w:p>
+        </w:tc>
+        <w:tc>
+          <w:tcPr>
+            <w:tcW w:w="0" w:type="auto"/>
+            <w:tcBorders>
+              <w:top w:val="single" w:sz="4" w:space="0" w:color="000000"/>
+              <w:left w:val="single" w:sz="4" w:space="0" w:color="000000"/>
+              <w:bottom w:val="single" w:sz="4" w:space="0" w:color="000000"/>
+              <w:right w:val="single" w:sz="4" w:space="0" w:color="000000"/>
+            </w:tcBorders>
+            <w:noWrap/>
+            <w:vAlign w:val="center"/>
+          </w:tcPr>
+          <w:p>
+            <w:pPr>
+              <w:widowControl/>
+              <w:jc w:val="left"/>
+              <w:textAlignment w:val="center"/>
+              <w:rPr>
+                <w:rFonts w:ascii="宋体" w:hAnsi="宋体" w:cs="宋体" w:hint="eastAsia"/>
+                <w:color w:val="000000"/>
+                <w:sz w:val="20"/>
+                <w:szCs w:val="20"/>
+              </w:rPr>
+            </w:pPr>
+            <w:r>
+              <w:rPr>
+                <w:rFonts w:ascii="宋体" w:hAnsi="宋体" w:cs="宋体" w:hint="eastAsia"/>
+                <w:color w:val="000000"/>
+                <w:sz w:val="20"/>
+                <w:szCs w:val="20"/>
+              </w:rPr>
+              <w:t>王博洋</w:t>
+            </w:r>
+          </w:p>
+        </w:tc>
+      </w:tr>
+      <w:tr>
+        <w:trPr>
+          <w:trHeight w:val="403"/>
+          <w:jc w:val="center"/>
+        </w:trPr>
+        <w:tc>
+          <w:tcPr>
+            <w:tcW w:w="0" w:type="auto"/>
+            <w:tcBorders>
+              <w:top w:val="single" w:sz="4" w:space="0" w:color="000000"/>
+              <w:left w:val="single" w:sz="4" w:space="0" w:color="000000"/>
+              <w:bottom w:val="single" w:sz="4" w:space="0" w:color="000000"/>
+              <w:right w:val="single" w:sz="4" w:space="0" w:color="000000"/>
+            </w:tcBorders>
+            <w:noWrap/>
+            <w:vAlign w:val="center"/>
+          </w:tcPr>
+          <w:p>
+            <w:pPr>
+              <w:widowControl/>
+              <w:jc w:val="left"/>
+              <w:textAlignment w:val="center"/>
+              <w:rPr>
+                <w:rFonts w:ascii="宋体" w:hAnsi="宋体" w:cs="宋体" w:hint="eastAsia"/>
+                <w:color w:val="000000"/>
+                <w:sz w:val="20"/>
+                <w:szCs w:val="20"/>
+              </w:rPr>
+            </w:pPr>
+            <w:r>
+              <w:rPr>
+                <w:rFonts w:ascii="宋体" w:hAnsi="宋体" w:cs="宋体" w:hint="eastAsia"/>
+                <w:color w:val="000000"/>
+                <w:sz w:val="20"/>
+                <w:szCs w:val="20"/>
+              </w:rPr>
+              <w:t>体检报告与详情页面</w:t>
+            </w:r>
+          </w:p>
+        </w:tc>
+        <w:tc>
+          <w:tcPr>
+            <w:tcW w:w="0" w:type="auto"/>
+            <w:tcBorders>
+              <w:top w:val="single" w:sz="4" w:space="0" w:color="000000"/>
+              <w:left w:val="single" w:sz="4" w:space="0" w:color="000000"/>
+              <w:bottom w:val="single" w:sz="4" w:space="0" w:color="000000"/>
+              <w:right w:val="single" w:sz="4" w:space="0" w:color="000000"/>
+            </w:tcBorders>
+            <w:noWrap/>
+            <w:vAlign w:val="center"/>
+          </w:tcPr>
+          <w:p>
+            <w:pPr>
+              <w:widowControl/>
+              <w:jc w:val="left"/>
+              <w:textAlignment w:val="center"/>
+              <w:rPr>
+                <w:rFonts w:ascii="宋体" w:hAnsi="宋体" w:cs="宋体" w:hint="eastAsia"/>
+                <w:color w:val="000000"/>
+                <w:sz w:val="20"/>
+                <w:szCs w:val="20"/>
+              </w:rPr>
+            </w:pPr>
+            <w:r>
+              <w:rPr>
+                <w:rFonts w:ascii="宋体" w:hAnsi="宋体" w:cs="宋体" w:hint="eastAsia"/>
+                <w:color w:val="000000"/>
+                <w:sz w:val="20"/>
+                <w:szCs w:val="20"/>
+              </w:rPr>
+              <w:t>王博洋</w:t>
+            </w:r>
+          </w:p>
+        </w:tc>
+      </w:tr>
+      <w:tr>
+        <w:trPr>
+          <w:trHeight w:val="403"/>
+          <w:jc w:val="center"/>
+        </w:trPr>
+        <w:tc>
+          <w:tcPr>
+            <w:tcW w:w="0" w:type="auto"/>
+            <w:tcBorders>
+              <w:top w:val="single" w:sz="4" w:space="0" w:color="000000"/>
+              <w:left w:val="single" w:sz="4" w:space="0" w:color="000000"/>
+              <w:bottom w:val="single" w:sz="4" w:space="0" w:color="000000"/>
+              <w:right w:val="single" w:sz="4" w:space="0" w:color="000000"/>
+            </w:tcBorders>
+            <w:noWrap/>
+            <w:vAlign w:val="center"/>
+          </w:tcPr>
+          <w:p>
+            <w:pPr>
+              <w:widowControl/>
+              <w:jc w:val="left"/>
+              <w:textAlignment w:val="center"/>
+              <w:rPr>
+                <w:rFonts w:ascii="宋体" w:hAnsi="宋体" w:cs="宋体" w:hint="eastAsia"/>
+                <w:color w:val="000000"/>
+                <w:sz w:val="20"/>
+                <w:szCs w:val="20"/>
+              </w:rPr>
+            </w:pPr>
+            <w:r>
+              <w:rPr>
+                <w:rFonts w:ascii="宋体" w:hAnsi="宋体" w:cs="宋体" w:hint="eastAsia"/>
+                <w:color w:val="000000"/>
+                <w:sz w:val="20"/>
+                <w:szCs w:val="20"/>
+              </w:rPr>
+              <w:t>健康资讯页面</w:t>
+            </w:r>
+          </w:p>
+        </w:tc>
+        <w:tc>
+          <w:tcPr>
+            <w:tcW w:w="0" w:type="auto"/>
+            <w:tcBorders>
+              <w:top w:val="single" w:sz="4" w:space="0" w:color="000000"/>
+              <w:left w:val="single" w:sz="4" w:space="0" w:color="000000"/>
+              <w:bottom w:val="single" w:sz="4" w:space="0" w:color="000000"/>
+              <w:right w:val="single" w:sz="4" w:space="0" w:color="000000"/>
+            </w:tcBorders>
+            <w:noWrap/>
+            <w:vAlign w:val="center"/>
+          </w:tcPr>
+          <w:p>
+            <w:pPr>
+              <w:widowControl/>
+              <w:jc w:val="left"/>
+              <w:textAlignment w:val="center"/>
+              <w:rPr>
+                <w:rFonts w:ascii="宋体" w:hAnsi="宋体" w:cs="宋体" w:hint="eastAsia"/>
+                <w:color w:val="000000"/>
+                <w:sz w:val="20"/>
+                <w:szCs w:val="20"/>
+              </w:rPr>
+            </w:pPr>
+            <w:r>
+              <w:rPr>
+                <w:rFonts w:ascii="宋体" w:hAnsi="宋体" w:cs="宋体" w:hint="eastAsia"/>
+                <w:color w:val="000000"/>
+                <w:sz w:val="20"/>
+                <w:szCs w:val="20"/>
+              </w:rPr>
+              <w:t>王博洋</w:t>
+            </w:r>
+          </w:p>
+        </w:tc>
+      </w:tr>
+      <w:tr>
+        <w:trPr>
+          <w:trHeight w:val="403"/>
+          <w:jc w:val="center"/>
+        </w:trPr>
+        <w:tc>
+          <w:tcPr>
+            <w:tcW w:w="0" w:type="auto"/>
+            <w:tcBorders>
+              <w:top w:val="single" w:sz="4" w:space="0" w:color="000000"/>
+              <w:left w:val="single" w:sz="4" w:space="0" w:color="000000"/>
+              <w:bottom w:val="single" w:sz="4" w:space="0" w:color="000000"/>
+              <w:right w:val="single" w:sz="4" w:space="0" w:color="000000"/>
+            </w:tcBorders>
+            <w:noWrap/>
+            <w:vAlign w:val="center"/>
+          </w:tcPr>
+          <w:p>
+            <w:pPr>
+              <w:widowControl/>
+              <w:jc w:val="left"/>
+              <w:textAlignment w:val="center"/>
+              <w:rPr>
+                <w:rFonts w:ascii="宋体" w:hAnsi="宋体" w:cs="宋体" w:hint="eastAsia"/>
+                <w:color w:val="000000"/>
+                <w:sz w:val="20"/>
+                <w:szCs w:val="20"/>
+              </w:rPr>
+            </w:pPr>
+            <w:r>
+              <w:rPr>
+                <w:rFonts w:ascii="宋体" w:hAnsi="宋体" w:cs="宋体" w:hint="eastAsia"/>
+                <w:color w:val="000000"/>
+                <w:sz w:val="20"/>
+                <w:szCs w:val="20"/>
+              </w:rPr>
+              <w:t>健康指标页面</w:t>
+            </w:r>
+          </w:p>
+        </w:tc>
+        <w:tc>
+          <w:tcPr>
+            <w:tcW w:w="0" w:type="auto"/>
+            <w:tcBorders>
+              <w:top w:val="single" w:sz="4" w:space="0" w:color="000000"/>
+              <w:left w:val="single" w:sz="4" w:space="0" w:color="000000"/>
+              <w:bottom w:val="single" w:sz="4" w:space="0" w:color="000000"/>
+              <w:right w:val="single" w:sz="4" w:space="0" w:color="000000"/>
+            </w:tcBorders>
+            <w:noWrap/>
+            <w:vAlign w:val="center"/>
+          </w:tcPr>
+          <w:p>
+            <w:pPr>
+              <w:widowControl/>
+              <w:jc w:val="left"/>
+              <w:textAlignment w:val="center"/>
+              <w:rPr>
+                <w:rFonts w:ascii="宋体" w:hAnsi="宋体" w:cs="宋体" w:hint="eastAsia"/>
+                <w:color w:val="000000"/>
+                <w:sz w:val="20"/>
+                <w:szCs w:val="20"/>
+              </w:rPr>
+            </w:pPr>
+            <w:r>
+              <w:rPr>
+                <w:rFonts w:ascii="宋体" w:hAnsi="宋体" w:cs="宋体" w:hint="eastAsia"/>
+                <w:color w:val="000000"/>
+                <w:sz w:val="20"/>
+                <w:szCs w:val="20"/>
+              </w:rPr>
+              <w:t>王博洋</w:t>
+            </w:r>
+          </w:p>
+        </w:tc>
+      </w:tr>
+    </w:tbl>
+    <w:p>
+      <w:pPr>
         <w:pStyle w:val="1"/>
       </w:pPr>
       <w:bookmarkStart w:id="8" w:name="_Toc437504715"/>
@@ -5777,9 +5361,6 @@
     <w:p>
       <w:pPr>
         <w:pStyle w:val="2"/>
-        <w:rPr>
-          <w:rFonts w:hint="eastAsia"/>
-        </w:rPr>
       </w:pPr>
       <w:r>
         <w:rPr>
@@ -5795,11 +5376,6 @@
       </w:r>
     </w:p>
     <w:p>
-      <w:pPr>
-        <w:rPr>
-          <w:rFonts w:hint="eastAsia"/>
-        </w:rPr>
-      </w:pPr>
       <w:r>
         <w:rPr>
           <w:rFonts w:hint="eastAsia"/>
@@ -5816,9 +5392,6 @@
     <w:p>
       <w:pPr>
         <w:ind w:firstLineChars="200" w:firstLine="420"/>
-        <w:rPr>
-          <w:rFonts w:hint="eastAsia"/>
-        </w:rPr>
       </w:pPr>
       <w:r>
         <w:rPr>
@@ -5828,11 +5401,6 @@
       </w:r>
     </w:p>
     <w:p>
-      <w:pPr>
-        <w:rPr>
-          <w:rFonts w:hint="eastAsia"/>
-        </w:rPr>
-      </w:pPr>
       <w:r>
         <w:rPr>
           <w:rFonts w:hint="eastAsia"/>
@@ -5854,9 +5422,6 @@
           <w:numId w:val="28"/>
         </w:numPr>
         <w:ind w:firstLineChars="0"/>
-        <w:rPr>
-          <w:rFonts w:hint="eastAsia"/>
-        </w:rPr>
       </w:pPr>
       <w:r>
         <w:rPr>
@@ -5873,9 +5438,6 @@
           <w:numId w:val="28"/>
         </w:numPr>
         <w:ind w:firstLineChars="0"/>
-        <w:rPr>
-          <w:rFonts w:hint="eastAsia"/>
-        </w:rPr>
       </w:pPr>
       <w:r>
         <w:rPr>
@@ -5892,9 +5454,6 @@
           <w:numId w:val="28"/>
         </w:numPr>
         <w:ind w:firstLineChars="0"/>
-        <w:rPr>
-          <w:rFonts w:hint="eastAsia"/>
-        </w:rPr>
       </w:pPr>
       <w:r>
         <w:rPr>
@@ -5911,9 +5470,6 @@
           <w:numId w:val="28"/>
         </w:numPr>
         <w:ind w:firstLineChars="0"/>
-        <w:rPr>
-          <w:rFonts w:hint="eastAsia"/>
-        </w:rPr>
       </w:pPr>
       <w:r>
         <w:rPr>
@@ -5942,9 +5498,6 @@
           <w:numId w:val="28"/>
         </w:numPr>
         <w:ind w:firstLineChars="0"/>
-        <w:rPr>
-          <w:rFonts w:hint="eastAsia"/>
-        </w:rPr>
       </w:pPr>
       <w:r>
         <w:rPr>
@@ -5958,6 +5511,7 @@
         <w:rPr>
           <w:rFonts w:hint="eastAsia"/>
         </w:rPr>
+        <w:lastRenderedPageBreak/>
         <w:t xml:space="preserve">3. </w:t>
       </w:r>
       <w:r>
@@ -5970,11 +5524,11 @@
     <w:p>
       <w:pPr>
         <w:jc w:val="center"/>
-        <w:rPr>
-          <w:rFonts w:hint="eastAsia"/>
-        </w:rPr>
-      </w:pPr>
-      <w:r>
+      </w:pPr>
+      <w:r>
+        <w:rPr>
+          <w:noProof/>
+        </w:rPr>
         <w:drawing>
           <wp:inline distT="0" distB="0" distL="0" distR="0" wp14:anchorId="36E615B2" wp14:editId="33DB1A51">
             <wp:extent cx="4515480" cy="1333686"/>
@@ -6013,11 +5567,6 @@
       </w:r>
     </w:p>
     <w:p>
-      <w:pPr>
-        <w:rPr>
-          <w:rFonts w:hint="eastAsia"/>
-        </w:rPr>
-      </w:pPr>
       <w:r>
         <w:rPr>
           <w:rFonts w:hint="eastAsia"/>
@@ -6039,9 +5588,6 @@
           <w:numId w:val="29"/>
         </w:numPr>
         <w:ind w:firstLineChars="0"/>
-        <w:rPr>
-          <w:rFonts w:hint="eastAsia"/>
-        </w:rPr>
       </w:pPr>
       <w:r>
         <w:rPr>
@@ -6082,9 +5628,6 @@
           <w:numId w:val="29"/>
         </w:numPr>
         <w:ind w:firstLineChars="0"/>
-        <w:rPr>
-          <w:rFonts w:hint="eastAsia"/>
-        </w:rPr>
       </w:pPr>
       <w:r>
         <w:rPr>
@@ -6104,14 +5647,12 @@
         </w:rPr>
         <w:t>，结果展示在</w:t>
       </w:r>
-      <w:proofErr w:type="spellStart"/>
       <w:r>
         <w:rPr>
           <w:rFonts w:hint="eastAsia"/>
         </w:rPr>
         <w:t>filteredIndicators</w:t>
       </w:r>
-      <w:proofErr w:type="spellEnd"/>
       <w:r>
         <w:rPr>
           <w:rFonts w:hint="eastAsia"/>
@@ -6127,29 +5668,12 @@
           <w:numId w:val="29"/>
         </w:numPr>
         <w:ind w:firstLineChars="0"/>
-        <w:rPr>
-          <w:rFonts w:hint="eastAsia"/>
-        </w:rPr>
-      </w:pPr>
-      <w:r>
-        <w:rPr>
-          <w:rFonts w:hint="eastAsia"/>
-        </w:rPr>
-        <w:t>用户</w:t>
-      </w:r>
-      <w:proofErr w:type="gramStart"/>
-      <w:r>
-        <w:rPr>
-          <w:rFonts w:hint="eastAsia"/>
-        </w:rPr>
-        <w:t>点击某</w:t>
-      </w:r>
-      <w:proofErr w:type="gramEnd"/>
-      <w:r>
-        <w:rPr>
-          <w:rFonts w:hint="eastAsia"/>
-        </w:rPr>
-        <w:t>一项，展开显示详细信息。</w:t>
+      </w:pPr>
+      <w:r>
+        <w:rPr>
+          <w:rFonts w:hint="eastAsia"/>
+        </w:rPr>
+        <w:t>用户点击某一项，展开显示详细信息。</w:t>
       </w:r>
     </w:p>
     <w:p>
@@ -6160,9 +5684,6 @@
           <w:numId w:val="29"/>
         </w:numPr>
         <w:ind w:firstLineChars="0"/>
-        <w:rPr>
-          <w:rFonts w:hint="eastAsia"/>
-        </w:rPr>
       </w:pPr>
       <w:r>
         <w:rPr>
@@ -6184,11 +5705,6 @@
       </w:r>
     </w:p>
     <w:p>
-      <w:pPr>
-        <w:rPr>
-          <w:rFonts w:hint="eastAsia"/>
-        </w:rPr>
-      </w:pPr>
       <w:r>
         <w:rPr>
           <w:rFonts w:hint="eastAsia"/>
@@ -6205,23 +5721,12 @@
     <w:p>
       <w:pPr>
         <w:ind w:firstLineChars="200" w:firstLine="420"/>
-        <w:rPr>
-          <w:rFonts w:hint="eastAsia"/>
-        </w:rPr>
-      </w:pPr>
-      <w:proofErr w:type="spellStart"/>
-      <w:r>
-        <w:rPr>
-          <w:rFonts w:hint="eastAsia"/>
-        </w:rPr>
-        <w:t>getCheckitemDetailList</w:t>
-      </w:r>
-      <w:proofErr w:type="spellEnd"/>
-      <w:r>
-        <w:rPr>
-          <w:rFonts w:hint="eastAsia"/>
-        </w:rPr>
-        <w:t>()</w:t>
+      </w:pPr>
+      <w:r>
+        <w:rPr>
+          <w:rFonts w:hint="eastAsia"/>
+        </w:rPr>
+        <w:t>getCheckitemDetailList()</w:t>
       </w:r>
       <w:r>
         <w:rPr>
@@ -6231,30 +5736,17 @@
       </w:r>
     </w:p>
     <w:p>
-      <w:pPr>
-        <w:rPr>
-          <w:rFonts w:hint="eastAsia"/>
-        </w:rPr>
-      </w:pPr>
       <w:r>
         <w:rPr>
           <w:rFonts w:hint="eastAsia"/>
         </w:rPr>
         <w:t xml:space="preserve">6. </w:t>
       </w:r>
-      <w:proofErr w:type="gramStart"/>
-      <w:r>
-        <w:rPr>
-          <w:rFonts w:hint="eastAsia"/>
-        </w:rPr>
-        <w:t>交互与</w:t>
-      </w:r>
-      <w:proofErr w:type="gramEnd"/>
-      <w:r>
-        <w:rPr>
-          <w:rFonts w:hint="eastAsia"/>
-        </w:rPr>
-        <w:t>异常处理</w:t>
+      <w:r>
+        <w:rPr>
+          <w:rFonts w:hint="eastAsia"/>
+        </w:rPr>
+        <w:t>交互与异常处理</w:t>
       </w:r>
     </w:p>
     <w:p>
@@ -6265,9 +5757,6 @@
           <w:numId w:val="30"/>
         </w:numPr>
         <w:ind w:firstLineChars="0"/>
-        <w:rPr>
-          <w:rFonts w:hint="eastAsia"/>
-        </w:rPr>
       </w:pPr>
       <w:r>
         <w:rPr>
@@ -6296,9 +5785,6 @@
           <w:numId w:val="30"/>
         </w:numPr>
         <w:ind w:firstLineChars="0"/>
-        <w:rPr>
-          <w:rFonts w:hint="eastAsia"/>
-        </w:rPr>
       </w:pPr>
       <w:r>
         <w:rPr>
@@ -6326,9 +5812,6 @@
     <w:p>
       <w:pPr>
         <w:pStyle w:val="2"/>
-        <w:rPr>
-          <w:rFonts w:hint="eastAsia"/>
-        </w:rPr>
       </w:pPr>
       <w:r>
         <w:rPr>
@@ -6344,11 +5827,6 @@
       </w:r>
     </w:p>
     <w:p>
-      <w:pPr>
-        <w:rPr>
-          <w:rFonts w:hint="eastAsia"/>
-        </w:rPr>
-      </w:pPr>
       <w:r>
         <w:rPr>
           <w:rFonts w:hint="eastAsia"/>
@@ -6365,9 +5843,6 @@
     <w:p>
       <w:pPr>
         <w:ind w:firstLineChars="200" w:firstLine="420"/>
-        <w:rPr>
-          <w:rFonts w:hint="eastAsia"/>
-        </w:rPr>
       </w:pPr>
       <w:r>
         <w:rPr>
@@ -6377,11 +5852,6 @@
       </w:r>
     </w:p>
     <w:p>
-      <w:pPr>
-        <w:rPr>
-          <w:rFonts w:hint="eastAsia"/>
-        </w:rPr>
-      </w:pPr>
       <w:r>
         <w:rPr>
           <w:rFonts w:hint="eastAsia"/>
@@ -6403,9 +5873,6 @@
           <w:numId w:val="31"/>
         </w:numPr>
         <w:ind w:firstLineChars="0"/>
-        <w:rPr>
-          <w:rFonts w:hint="eastAsia"/>
-        </w:rPr>
       </w:pPr>
       <w:r>
         <w:rPr>
@@ -6413,14 +5880,12 @@
         </w:rPr>
         <w:t>报告列表页（</w:t>
       </w:r>
-      <w:proofErr w:type="spellStart"/>
       <w:r>
         <w:rPr>
           <w:rFonts w:hint="eastAsia"/>
         </w:rPr>
         <w:t>report.vue</w:t>
       </w:r>
-      <w:proofErr w:type="spellEnd"/>
       <w:r>
         <w:rPr>
           <w:rFonts w:hint="eastAsia"/>
@@ -6436,9 +5901,6 @@
           <w:numId w:val="31"/>
         </w:numPr>
         <w:ind w:firstLineChars="0"/>
-        <w:rPr>
-          <w:rFonts w:hint="eastAsia"/>
-        </w:rPr>
       </w:pPr>
       <w:r>
         <w:rPr>
@@ -6455,9 +5917,6 @@
           <w:numId w:val="31"/>
         </w:numPr>
         <w:ind w:firstLineChars="0"/>
-        <w:rPr>
-          <w:rFonts w:hint="eastAsia"/>
-        </w:rPr>
       </w:pPr>
       <w:r>
         <w:rPr>
@@ -6474,9 +5933,6 @@
           <w:numId w:val="31"/>
         </w:numPr>
         <w:ind w:firstLineChars="0"/>
-        <w:rPr>
-          <w:rFonts w:hint="eastAsia"/>
-        </w:rPr>
       </w:pPr>
       <w:r>
         <w:rPr>
@@ -6493,23 +5949,12 @@
           <w:numId w:val="31"/>
         </w:numPr>
         <w:ind w:firstLineChars="0"/>
-        <w:rPr>
-          <w:rFonts w:hint="eastAsia"/>
-        </w:rPr>
-      </w:pPr>
-      <w:proofErr w:type="gramStart"/>
-      <w:r>
-        <w:rPr>
-          <w:rFonts w:hint="eastAsia"/>
-        </w:rPr>
-        <w:t>空状态</w:t>
-      </w:r>
-      <w:proofErr w:type="gramEnd"/>
-      <w:r>
-        <w:rPr>
-          <w:rFonts w:hint="eastAsia"/>
-        </w:rPr>
-        <w:t>提示</w:t>
+      </w:pPr>
+      <w:r>
+        <w:rPr>
+          <w:rFonts w:hint="eastAsia"/>
+        </w:rPr>
+        <w:t>空状态提示</w:t>
       </w:r>
     </w:p>
     <w:p>
@@ -6520,9 +5965,6 @@
           <w:numId w:val="31"/>
         </w:numPr>
         <w:ind w:firstLineChars="0"/>
-        <w:rPr>
-          <w:rFonts w:hint="eastAsia"/>
-        </w:rPr>
       </w:pPr>
       <w:r>
         <w:rPr>
@@ -6534,16 +5976,8 @@
         <w:rPr>
           <w:rFonts w:hint="eastAsia"/>
         </w:rPr>
-        <w:t>report-</w:t>
-      </w:r>
-      <w:proofErr w:type="spellStart"/>
-      <w:r>
-        <w:rPr>
-          <w:rFonts w:hint="eastAsia"/>
-        </w:rPr>
-        <w:t>detail.vue</w:t>
-      </w:r>
-      <w:proofErr w:type="spellEnd"/>
+        <w:t>report-detail.vue</w:t>
+      </w:r>
       <w:r>
         <w:rPr>
           <w:rFonts w:hint="eastAsia"/>
@@ -6559,9 +5993,6 @@
           <w:numId w:val="31"/>
         </w:numPr>
         <w:ind w:firstLineChars="0"/>
-        <w:rPr>
-          <w:rFonts w:hint="eastAsia"/>
-        </w:rPr>
       </w:pPr>
       <w:r>
         <w:rPr>
@@ -6578,9 +6009,6 @@
           <w:numId w:val="31"/>
         </w:numPr>
         <w:ind w:firstLineChars="0"/>
-        <w:rPr>
-          <w:rFonts w:hint="eastAsia"/>
-        </w:rPr>
       </w:pPr>
       <w:r>
         <w:rPr>
@@ -6597,9 +6025,6 @@
           <w:numId w:val="31"/>
         </w:numPr>
         <w:ind w:firstLineChars="0"/>
-        <w:rPr>
-          <w:rFonts w:hint="eastAsia"/>
-        </w:rPr>
       </w:pPr>
       <w:r>
         <w:rPr>
@@ -6628,9 +6053,6 @@
           <w:numId w:val="31"/>
         </w:numPr>
         <w:ind w:firstLineChars="0"/>
-        <w:rPr>
-          <w:rFonts w:hint="eastAsia"/>
-        </w:rPr>
       </w:pPr>
       <w:r>
         <w:rPr>
@@ -6656,11 +6078,11 @@
     <w:p>
       <w:pPr>
         <w:jc w:val="center"/>
-        <w:rPr>
-          <w:rFonts w:hint="eastAsia"/>
-        </w:rPr>
-      </w:pPr>
-      <w:r>
+      </w:pPr>
+      <w:r>
+        <w:rPr>
+          <w:noProof/>
+        </w:rPr>
         <w:drawing>
           <wp:inline distT="0" distB="0" distL="0" distR="0" wp14:anchorId="4BEC0965" wp14:editId="39314102">
             <wp:extent cx="2417618" cy="1526274"/>
@@ -6698,6 +6120,9 @@
         </w:drawing>
       </w:r>
       <w:r>
+        <w:rPr>
+          <w:noProof/>
+        </w:rPr>
         <w:drawing>
           <wp:inline distT="0" distB="0" distL="0" distR="0" wp14:anchorId="6EA101E9" wp14:editId="31D34C92">
             <wp:extent cx="2528455" cy="1533320"/>
@@ -6736,11 +6161,6 @@
       </w:r>
     </w:p>
     <w:p>
-      <w:pPr>
-        <w:rPr>
-          <w:rFonts w:hint="eastAsia"/>
-        </w:rPr>
-      </w:pPr>
       <w:r>
         <w:rPr>
           <w:rFonts w:hint="eastAsia"/>
@@ -6762,14 +6182,12 @@
           <w:numId w:val="32"/>
         </w:numPr>
         <w:ind w:firstLineChars="0"/>
-        <w:rPr>
-          <w:rFonts w:hint="eastAsia"/>
-        </w:rPr>
-      </w:pPr>
-      <w:r>
-        <w:rPr>
-          <w:rFonts w:hint="eastAsia"/>
-        </w:rPr>
+      </w:pPr>
+      <w:r>
+        <w:rPr>
+          <w:rFonts w:hint="eastAsia"/>
+        </w:rPr>
+        <w:lastRenderedPageBreak/>
         <w:t>页面加载时获取所有报告数据，前端分页展示。</w:t>
       </w:r>
     </w:p>
@@ -6781,9 +6199,6 @@
           <w:numId w:val="32"/>
         </w:numPr>
         <w:ind w:firstLineChars="0"/>
-        <w:rPr>
-          <w:rFonts w:hint="eastAsia"/>
-        </w:rPr>
       </w:pPr>
       <w:r>
         <w:rPr>
@@ -6800,9 +6215,6 @@
           <w:numId w:val="32"/>
         </w:numPr>
         <w:ind w:firstLineChars="0"/>
-        <w:rPr>
-          <w:rFonts w:hint="eastAsia"/>
-        </w:rPr>
       </w:pPr>
       <w:r>
         <w:rPr>
@@ -6831,9 +6243,6 @@
           <w:numId w:val="32"/>
         </w:numPr>
         <w:ind w:firstLineChars="0"/>
-        <w:rPr>
-          <w:rFonts w:hint="eastAsia"/>
-        </w:rPr>
       </w:pPr>
       <w:r>
         <w:rPr>
@@ -6874,9 +6283,6 @@
           <w:numId w:val="32"/>
         </w:numPr>
         <w:ind w:firstLineChars="0"/>
-        <w:rPr>
-          <w:rFonts w:hint="eastAsia"/>
-        </w:rPr>
       </w:pPr>
       <w:r>
         <w:rPr>
@@ -6934,11 +6340,6 @@
       </w:r>
     </w:p>
     <w:p>
-      <w:pPr>
-        <w:rPr>
-          <w:rFonts w:hint="eastAsia"/>
-        </w:rPr>
-      </w:pPr>
       <w:r>
         <w:rPr>
           <w:rFonts w:hint="eastAsia"/>
@@ -6955,23 +6356,12 @@
     <w:p>
       <w:pPr>
         <w:ind w:firstLineChars="200" w:firstLine="420"/>
-        <w:rPr>
-          <w:rFonts w:hint="eastAsia"/>
-        </w:rPr>
-      </w:pPr>
-      <w:proofErr w:type="spellStart"/>
-      <w:r>
-        <w:rPr>
-          <w:rFonts w:hint="eastAsia"/>
-        </w:rPr>
-        <w:t>getAppReportPage</w:t>
-      </w:r>
-      <w:proofErr w:type="spellEnd"/>
-      <w:r>
-        <w:rPr>
-          <w:rFonts w:hint="eastAsia"/>
-        </w:rPr>
-        <w:t>(query)</w:t>
+      </w:pPr>
+      <w:r>
+        <w:rPr>
+          <w:rFonts w:hint="eastAsia"/>
+        </w:rPr>
+        <w:t>getAppReportPage(query)</w:t>
       </w:r>
       <w:r>
         <w:rPr>
@@ -6983,23 +6373,12 @@
     <w:p>
       <w:pPr>
         <w:ind w:firstLineChars="200" w:firstLine="420"/>
-        <w:rPr>
-          <w:rFonts w:hint="eastAsia"/>
-        </w:rPr>
-      </w:pPr>
-      <w:proofErr w:type="spellStart"/>
-      <w:r>
-        <w:rPr>
-          <w:rFonts w:hint="eastAsia"/>
-        </w:rPr>
-        <w:t>getAppReportById</w:t>
-      </w:r>
-      <w:proofErr w:type="spellEnd"/>
-      <w:r>
-        <w:rPr>
-          <w:rFonts w:hint="eastAsia"/>
-        </w:rPr>
-        <w:t>(id)</w:t>
+      </w:pPr>
+      <w:r>
+        <w:rPr>
+          <w:rFonts w:hint="eastAsia"/>
+        </w:rPr>
+        <w:t>getAppReportById(id)</w:t>
       </w:r>
       <w:r>
         <w:rPr>
@@ -7011,23 +6390,12 @@
     <w:p>
       <w:pPr>
         <w:ind w:firstLineChars="200" w:firstLine="420"/>
-        <w:rPr>
-          <w:rFonts w:hint="eastAsia"/>
-        </w:rPr>
-      </w:pPr>
-      <w:proofErr w:type="spellStart"/>
-      <w:r>
-        <w:rPr>
-          <w:rFonts w:hint="eastAsia"/>
-        </w:rPr>
-        <w:t>getAppReportItem</w:t>
-      </w:r>
-      <w:proofErr w:type="spellEnd"/>
-      <w:r>
-        <w:rPr>
-          <w:rFonts w:hint="eastAsia"/>
-        </w:rPr>
-        <w:t>(id)</w:t>
+      </w:pPr>
+      <w:r>
+        <w:rPr>
+          <w:rFonts w:hint="eastAsia"/>
+        </w:rPr>
+        <w:t>getAppReportItem(id)</w:t>
       </w:r>
       <w:r>
         <w:rPr>
@@ -7039,70 +6407,32 @@
     <w:p>
       <w:pPr>
         <w:ind w:firstLineChars="200" w:firstLine="420"/>
-        <w:rPr>
-          <w:rFonts w:hint="eastAsia"/>
-        </w:rPr>
-      </w:pPr>
-      <w:proofErr w:type="spellStart"/>
-      <w:r>
-        <w:rPr>
-          <w:rFonts w:hint="eastAsia"/>
-        </w:rPr>
-        <w:t>getCheckitemById</w:t>
-      </w:r>
-      <w:proofErr w:type="spellEnd"/>
-      <w:r>
-        <w:rPr>
-          <w:rFonts w:hint="eastAsia"/>
-        </w:rPr>
-        <w:t>(id)</w:t>
-      </w:r>
-      <w:r>
-        <w:rPr>
-          <w:rFonts w:hint="eastAsia"/>
-        </w:rPr>
-        <w:t>：获取检查</w:t>
-      </w:r>
-      <w:proofErr w:type="gramStart"/>
-      <w:r>
-        <w:rPr>
-          <w:rFonts w:hint="eastAsia"/>
-        </w:rPr>
-        <w:t>项基础</w:t>
-      </w:r>
-      <w:proofErr w:type="gramEnd"/>
-      <w:r>
-        <w:rPr>
-          <w:rFonts w:hint="eastAsia"/>
-        </w:rPr>
-        <w:t>信息。</w:t>
-      </w:r>
-    </w:p>
-    <w:p>
-      <w:pPr>
-        <w:rPr>
-          <w:rFonts w:hint="eastAsia"/>
-        </w:rPr>
-      </w:pPr>
+      </w:pPr>
+      <w:r>
+        <w:rPr>
+          <w:rFonts w:hint="eastAsia"/>
+        </w:rPr>
+        <w:t>getCheckitemById(id)</w:t>
+      </w:r>
+      <w:r>
+        <w:rPr>
+          <w:rFonts w:hint="eastAsia"/>
+        </w:rPr>
+        <w:t>：获取检查项基础信息。</w:t>
+      </w:r>
+    </w:p>
+    <w:p>
       <w:r>
         <w:rPr>
           <w:rFonts w:hint="eastAsia"/>
         </w:rPr>
         <w:t xml:space="preserve">6. </w:t>
       </w:r>
-      <w:proofErr w:type="gramStart"/>
-      <w:r>
-        <w:rPr>
-          <w:rFonts w:hint="eastAsia"/>
-        </w:rPr>
-        <w:t>交互与</w:t>
-      </w:r>
-      <w:proofErr w:type="gramEnd"/>
-      <w:r>
-        <w:rPr>
-          <w:rFonts w:hint="eastAsia"/>
-        </w:rPr>
-        <w:t>异常处理</w:t>
+      <w:r>
+        <w:rPr>
+          <w:rFonts w:hint="eastAsia"/>
+        </w:rPr>
+        <w:t>交互与异常处理</w:t>
       </w:r>
     </w:p>
     <w:p>
@@ -7113,9 +6443,6 @@
           <w:numId w:val="33"/>
         </w:numPr>
         <w:ind w:firstLineChars="0"/>
-        <w:rPr>
-          <w:rFonts w:hint="eastAsia"/>
-        </w:rPr>
       </w:pPr>
       <w:r>
         <w:rPr>
@@ -7144,37 +6471,12 @@
           <w:numId w:val="33"/>
         </w:numPr>
         <w:ind w:firstLineChars="0"/>
-        <w:rPr>
-          <w:rFonts w:hint="eastAsia"/>
-        </w:rPr>
-      </w:pPr>
-      <w:proofErr w:type="gramStart"/>
-      <w:r>
-        <w:rPr>
-          <w:rFonts w:hint="eastAsia"/>
-        </w:rPr>
-        <w:t>无报告</w:t>
-      </w:r>
-      <w:proofErr w:type="gramEnd"/>
-      <w:r>
-        <w:rPr>
-          <w:rFonts w:hint="eastAsia"/>
-        </w:rPr>
-        <w:t>时显示</w:t>
-      </w:r>
-      <w:proofErr w:type="gramStart"/>
-      <w:r>
-        <w:rPr>
-          <w:rFonts w:hint="eastAsia"/>
-        </w:rPr>
-        <w:t>空状态</w:t>
-      </w:r>
-      <w:proofErr w:type="gramEnd"/>
-      <w:r>
-        <w:rPr>
-          <w:rFonts w:hint="eastAsia"/>
-        </w:rPr>
-        <w:t>和引导按钮。</w:t>
+      </w:pPr>
+      <w:r>
+        <w:rPr>
+          <w:rFonts w:hint="eastAsia"/>
+        </w:rPr>
+        <w:t>无报告时显示空状态和引导按钮。</w:t>
       </w:r>
     </w:p>
     <w:p>
@@ -7185,9 +6487,6 @@
           <w:numId w:val="33"/>
         </w:numPr>
         <w:ind w:firstLineChars="0"/>
-        <w:rPr>
-          <w:rFonts w:hint="eastAsia"/>
-        </w:rPr>
       </w:pPr>
       <w:r>
         <w:rPr>
@@ -7215,9 +6514,6 @@
     <w:p>
       <w:pPr>
         <w:pStyle w:val="2"/>
-        <w:rPr>
-          <w:rFonts w:hint="eastAsia"/>
-        </w:rPr>
       </w:pPr>
       <w:r>
         <w:rPr>
@@ -7233,11 +6529,6 @@
       </w:r>
     </w:p>
     <w:p>
-      <w:pPr>
-        <w:rPr>
-          <w:rFonts w:hint="eastAsia"/>
-        </w:rPr>
-      </w:pPr>
       <w:r>
         <w:rPr>
           <w:rFonts w:hint="eastAsia"/>
@@ -7254,9 +6545,6 @@
     <w:p>
       <w:pPr>
         <w:ind w:firstLineChars="200" w:firstLine="420"/>
-        <w:rPr>
-          <w:rFonts w:hint="eastAsia"/>
-        </w:rPr>
       </w:pPr>
       <w:r>
         <w:rPr>
@@ -7266,11 +6554,6 @@
       </w:r>
     </w:p>
     <w:p>
-      <w:pPr>
-        <w:rPr>
-          <w:rFonts w:hint="eastAsia"/>
-        </w:rPr>
-      </w:pPr>
       <w:r>
         <w:rPr>
           <w:rFonts w:hint="eastAsia"/>
@@ -7292,9 +6575,6 @@
           <w:numId w:val="34"/>
         </w:numPr>
         <w:ind w:firstLineChars="0"/>
-        <w:rPr>
-          <w:rFonts w:hint="eastAsia"/>
-        </w:rPr>
       </w:pPr>
       <w:r>
         <w:rPr>
@@ -7302,14 +6582,12 @@
         </w:rPr>
         <w:t>资讯列表页（</w:t>
       </w:r>
-      <w:proofErr w:type="spellStart"/>
       <w:r>
         <w:rPr>
           <w:rFonts w:hint="eastAsia"/>
         </w:rPr>
         <w:t>news.vue</w:t>
       </w:r>
-      <w:proofErr w:type="spellEnd"/>
       <w:r>
         <w:rPr>
           <w:rFonts w:hint="eastAsia"/>
@@ -7325,9 +6603,6 @@
           <w:numId w:val="34"/>
         </w:numPr>
         <w:ind w:firstLineChars="0"/>
-        <w:rPr>
-          <w:rFonts w:hint="eastAsia"/>
-        </w:rPr>
       </w:pPr>
       <w:r>
         <w:rPr>
@@ -7344,9 +6619,6 @@
           <w:numId w:val="34"/>
         </w:numPr>
         <w:ind w:firstLineChars="0"/>
-        <w:rPr>
-          <w:rFonts w:hint="eastAsia"/>
-        </w:rPr>
       </w:pPr>
       <w:r>
         <w:rPr>
@@ -7375,9 +6647,6 @@
           <w:numId w:val="34"/>
         </w:numPr>
         <w:ind w:firstLineChars="0"/>
-        <w:rPr>
-          <w:rFonts w:hint="eastAsia"/>
-        </w:rPr>
       </w:pPr>
       <w:r>
         <w:rPr>
@@ -7394,9 +6663,6 @@
           <w:numId w:val="34"/>
         </w:numPr>
         <w:ind w:firstLineChars="0"/>
-        <w:rPr>
-          <w:rFonts w:hint="eastAsia"/>
-        </w:rPr>
       </w:pPr>
       <w:r>
         <w:rPr>
@@ -7408,16 +6674,8 @@
         <w:rPr>
           <w:rFonts w:hint="eastAsia"/>
         </w:rPr>
-        <w:t>news-</w:t>
-      </w:r>
-      <w:proofErr w:type="spellStart"/>
-      <w:r>
-        <w:rPr>
-          <w:rFonts w:hint="eastAsia"/>
-        </w:rPr>
-        <w:t>detail.vue</w:t>
-      </w:r>
-      <w:proofErr w:type="spellEnd"/>
+        <w:t>news-detail.vue</w:t>
+      </w:r>
       <w:r>
         <w:rPr>
           <w:rFonts w:hint="eastAsia"/>
@@ -7433,9 +6691,6 @@
           <w:numId w:val="34"/>
         </w:numPr>
         <w:ind w:firstLineChars="0"/>
-        <w:rPr>
-          <w:rFonts w:hint="eastAsia"/>
-        </w:rPr>
       </w:pPr>
       <w:r>
         <w:rPr>
@@ -7452,9 +6707,6 @@
           <w:numId w:val="34"/>
         </w:numPr>
         <w:ind w:firstLineChars="0"/>
-        <w:rPr>
-          <w:rFonts w:hint="eastAsia"/>
-        </w:rPr>
       </w:pPr>
       <w:r>
         <w:rPr>
@@ -7472,16 +6724,8 @@
         <w:rPr>
           <w:rFonts w:hint="eastAsia"/>
         </w:rPr>
-        <w:t>news-web-</w:t>
-      </w:r>
-      <w:proofErr w:type="spellStart"/>
-      <w:r>
-        <w:rPr>
-          <w:rFonts w:hint="eastAsia"/>
-        </w:rPr>
-        <w:t>view.vue</w:t>
-      </w:r>
-      <w:proofErr w:type="spellEnd"/>
+        <w:t>news-web-view.vue</w:t>
+      </w:r>
       <w:r>
         <w:rPr>
           <w:rFonts w:hint="eastAsia"/>
@@ -7497,9 +6741,6 @@
           <w:numId w:val="34"/>
         </w:numPr>
         <w:ind w:firstLineChars="0"/>
-        <w:rPr>
-          <w:rFonts w:hint="eastAsia"/>
-        </w:rPr>
       </w:pPr>
       <w:r>
         <w:rPr>
@@ -7525,11 +6766,11 @@
     <w:p>
       <w:pPr>
         <w:jc w:val="center"/>
-        <w:rPr>
-          <w:rFonts w:hint="eastAsia"/>
-        </w:rPr>
-      </w:pPr>
-      <w:r>
+      </w:pPr>
+      <w:r>
+        <w:rPr>
+          <w:noProof/>
+        </w:rPr>
         <w:drawing>
           <wp:inline distT="0" distB="0" distL="0" distR="0" wp14:anchorId="13940E62" wp14:editId="244BECB7">
             <wp:extent cx="3214255" cy="1389783"/>
@@ -7568,11 +6809,6 @@
       </w:r>
     </w:p>
     <w:p>
-      <w:pPr>
-        <w:rPr>
-          <w:rFonts w:hint="eastAsia"/>
-        </w:rPr>
-      </w:pPr>
       <w:r>
         <w:rPr>
           <w:rFonts w:hint="eastAsia"/>
@@ -7594,9 +6830,6 @@
           <w:numId w:val="35"/>
         </w:numPr>
         <w:ind w:firstLineChars="0"/>
-        <w:rPr>
-          <w:rFonts w:hint="eastAsia"/>
-        </w:rPr>
       </w:pPr>
       <w:r>
         <w:rPr>
@@ -7613,9 +6846,6 @@
           <w:numId w:val="35"/>
         </w:numPr>
         <w:ind w:firstLineChars="0"/>
-        <w:rPr>
-          <w:rFonts w:hint="eastAsia"/>
-        </w:rPr>
       </w:pPr>
       <w:r>
         <w:rPr>
@@ -7644,9 +6874,6 @@
           <w:numId w:val="35"/>
         </w:numPr>
         <w:ind w:firstLineChars="0"/>
-        <w:rPr>
-          <w:rFonts w:hint="eastAsia"/>
-        </w:rPr>
       </w:pPr>
       <w:r>
         <w:rPr>
@@ -7654,14 +6881,12 @@
         </w:rPr>
         <w:t>用户点击资讯，若有</w:t>
       </w:r>
-      <w:proofErr w:type="spellStart"/>
       <w:r>
         <w:rPr>
           <w:rFonts w:hint="eastAsia"/>
         </w:rPr>
         <w:t>url</w:t>
       </w:r>
-      <w:proofErr w:type="spellEnd"/>
       <w:r>
         <w:rPr>
           <w:rFonts w:hint="eastAsia"/>
@@ -7689,24 +6914,13 @@
           <w:numId w:val="35"/>
         </w:numPr>
         <w:ind w:firstLineChars="0"/>
-        <w:rPr>
-          <w:rFonts w:hint="eastAsia"/>
-        </w:rPr>
-      </w:pPr>
-      <w:r>
-        <w:rPr>
-          <w:rFonts w:hint="eastAsia"/>
-        </w:rPr>
-        <w:t>详情</w:t>
-      </w:r>
-      <w:proofErr w:type="gramStart"/>
-      <w:r>
-        <w:rPr>
-          <w:rFonts w:hint="eastAsia"/>
-        </w:rPr>
-        <w:t>页根据</w:t>
-      </w:r>
-      <w:proofErr w:type="gramEnd"/>
+      </w:pPr>
+      <w:r>
+        <w:rPr>
+          <w:rFonts w:hint="eastAsia"/>
+        </w:rPr>
+        <w:t>详情页根据</w:t>
+      </w:r>
       <w:r>
         <w:rPr>
           <w:rFonts w:hint="eastAsia"/>
@@ -7721,11 +6935,6 @@
       </w:r>
     </w:p>
     <w:p>
-      <w:pPr>
-        <w:rPr>
-          <w:rFonts w:hint="eastAsia"/>
-        </w:rPr>
-      </w:pPr>
       <w:r>
         <w:rPr>
           <w:rFonts w:hint="eastAsia"/>
@@ -7742,29 +6951,12 @@
     <w:p>
       <w:pPr>
         <w:ind w:firstLineChars="200" w:firstLine="420"/>
-        <w:rPr>
-          <w:rFonts w:hint="eastAsia"/>
-        </w:rPr>
-      </w:pPr>
-      <w:r>
-        <w:rPr>
-          <w:rFonts w:hint="eastAsia"/>
-        </w:rPr>
-        <w:t>资讯</w:t>
-      </w:r>
-      <w:proofErr w:type="gramStart"/>
-      <w:r>
-        <w:rPr>
-          <w:rFonts w:hint="eastAsia"/>
-        </w:rPr>
-        <w:t>数据本地</w:t>
-      </w:r>
-      <w:proofErr w:type="gramEnd"/>
-      <w:r>
-        <w:rPr>
-          <w:rFonts w:hint="eastAsia"/>
-        </w:rPr>
-        <w:t>静态存储或通过</w:t>
+      </w:pPr>
+      <w:r>
+        <w:rPr>
+          <w:rFonts w:hint="eastAsia"/>
+        </w:rPr>
+        <w:t>资讯数据本地静态存储或通过</w:t>
       </w:r>
       <w:r>
         <w:rPr>
@@ -7780,30 +6972,18 @@
       </w:r>
     </w:p>
     <w:p>
-      <w:pPr>
-        <w:rPr>
-          <w:rFonts w:hint="eastAsia"/>
-        </w:rPr>
-      </w:pPr>
-      <w:r>
-        <w:rPr>
-          <w:rFonts w:hint="eastAsia"/>
-        </w:rPr>
+      <w:r>
+        <w:rPr>
+          <w:rFonts w:hint="eastAsia"/>
+        </w:rPr>
+        <w:lastRenderedPageBreak/>
         <w:t xml:space="preserve">6. </w:t>
       </w:r>
-      <w:proofErr w:type="gramStart"/>
-      <w:r>
-        <w:rPr>
-          <w:rFonts w:hint="eastAsia"/>
-        </w:rPr>
-        <w:t>交互与</w:t>
-      </w:r>
-      <w:proofErr w:type="gramEnd"/>
-      <w:r>
-        <w:rPr>
-          <w:rFonts w:hint="eastAsia"/>
-        </w:rPr>
-        <w:t>异常处理</w:t>
+      <w:r>
+        <w:rPr>
+          <w:rFonts w:hint="eastAsia"/>
+        </w:rPr>
+        <w:t>交互与异常处理</w:t>
       </w:r>
     </w:p>
     <w:p>
@@ -7814,9 +6994,6 @@
           <w:numId w:val="36"/>
         </w:numPr>
         <w:ind w:firstLineChars="0"/>
-        <w:rPr>
-          <w:rFonts w:hint="eastAsia"/>
-        </w:rPr>
       </w:pPr>
       <w:r>
         <w:rPr>
@@ -7834,21 +7011,7 @@
         <w:rPr>
           <w:rFonts w:hint="eastAsia"/>
         </w:rPr>
-        <w:t>时高</w:t>
-      </w:r>
-      <w:proofErr w:type="gramStart"/>
-      <w:r>
-        <w:rPr>
-          <w:rFonts w:hint="eastAsia"/>
-        </w:rPr>
-        <w:t>亮当前</w:t>
-      </w:r>
-      <w:proofErr w:type="gramEnd"/>
-      <w:r>
-        <w:rPr>
-          <w:rFonts w:hint="eastAsia"/>
-        </w:rPr>
-        <w:t>分类。</w:t>
+        <w:t>时高亮当前分类。</w:t>
       </w:r>
     </w:p>
     <w:p>
@@ -7859,9 +7022,6 @@
           <w:numId w:val="36"/>
         </w:numPr>
         <w:ind w:firstLineChars="0"/>
-        <w:rPr>
-          <w:rFonts w:hint="eastAsia"/>
-        </w:rPr>
       </w:pPr>
       <w:r>
         <w:rPr>
@@ -7878,9 +7038,6 @@
           <w:numId w:val="36"/>
         </w:numPr>
         <w:ind w:firstLineChars="0"/>
-        <w:rPr>
-          <w:rFonts w:hint="eastAsia"/>
-        </w:rPr>
       </w:pPr>
       <w:r>
         <w:rPr>
@@ -7914,9 +7071,6 @@
     <w:p>
       <w:pPr>
         <w:pStyle w:val="2"/>
-        <w:rPr>
-          <w:rFonts w:hint="eastAsia"/>
-        </w:rPr>
       </w:pPr>
       <w:r>
         <w:rPr>
@@ -7939,9 +7093,6 @@
           <w:numId w:val="37"/>
         </w:numPr>
         <w:ind w:firstLineChars="0"/>
-        <w:rPr>
-          <w:rFonts w:hint="eastAsia"/>
-        </w:rPr>
       </w:pPr>
       <w:r>
         <w:rPr>
@@ -7964,9 +7115,6 @@
           <w:numId w:val="37"/>
         </w:numPr>
         <w:ind w:firstLineChars="0"/>
-        <w:rPr>
-          <w:rFonts w:hint="eastAsia"/>
-        </w:rPr>
       </w:pPr>
       <w:r>
         <w:rPr>
@@ -7983,29 +7131,12 @@
           <w:numId w:val="37"/>
         </w:numPr>
         <w:ind w:firstLineChars="0"/>
-        <w:rPr>
-          <w:rFonts w:hint="eastAsia"/>
-        </w:rPr>
-      </w:pPr>
-      <w:r>
-        <w:rPr>
-          <w:rFonts w:hint="eastAsia"/>
-        </w:rPr>
-        <w:t>性能优化：数据分页、本地缓存、图片</w:t>
-      </w:r>
-      <w:proofErr w:type="gramStart"/>
-      <w:r>
-        <w:rPr>
-          <w:rFonts w:hint="eastAsia"/>
-        </w:rPr>
-        <w:t>懒</w:t>
-      </w:r>
-      <w:proofErr w:type="gramEnd"/>
-      <w:r>
-        <w:rPr>
-          <w:rFonts w:hint="eastAsia"/>
-        </w:rPr>
-        <w:t>加载等。</w:t>
+      </w:pPr>
+      <w:r>
+        <w:rPr>
+          <w:rFonts w:hint="eastAsia"/>
+        </w:rPr>
+        <w:t>性能优化：数据分页、本地缓存、图片懒加载等。</w:t>
       </w:r>
     </w:p>
     <w:p>
@@ -8016,9 +7147,6 @@
           <w:numId w:val="37"/>
         </w:numPr>
         <w:ind w:firstLineChars="0"/>
-        <w:rPr>
-          <w:rFonts w:hint="eastAsia"/>
-        </w:rPr>
       </w:pPr>
       <w:r>
         <w:rPr>
@@ -8048,9 +7176,6 @@
     <w:p>
       <w:pPr>
         <w:pStyle w:val="2"/>
-        <w:rPr>
-          <w:rFonts w:hint="eastAsia"/>
-        </w:rPr>
       </w:pPr>
       <w:r>
         <w:rPr>
@@ -8066,11 +7191,6 @@
       </w:r>
     </w:p>
     <w:p>
-      <w:pPr>
-        <w:rPr>
-          <w:rFonts w:hint="eastAsia"/>
-        </w:rPr>
-      </w:pPr>
       <w:r>
         <w:rPr>
           <w:rFonts w:hint="eastAsia"/>
@@ -8092,9 +7212,6 @@
           <w:numId w:val="38"/>
         </w:numPr>
         <w:ind w:firstLineChars="0"/>
-        <w:rPr>
-          <w:rFonts w:hint="eastAsia"/>
-        </w:rPr>
       </w:pPr>
       <w:r>
         <w:rPr>
@@ -8102,19 +7219,11 @@
         </w:rPr>
         <w:t>页面结构：采用</w:t>
       </w:r>
-      <w:proofErr w:type="spellStart"/>
-      <w:r>
-        <w:rPr>
-          <w:rFonts w:hint="eastAsia"/>
-        </w:rPr>
-        <w:t>uni</w:t>
-      </w:r>
-      <w:proofErr w:type="spellEnd"/>
-      <w:r>
-        <w:rPr>
-          <w:rFonts w:hint="eastAsia"/>
-        </w:rPr>
-        <w:t>-app + Vue.js</w:t>
+      <w:r>
+        <w:rPr>
+          <w:rFonts w:hint="eastAsia"/>
+        </w:rPr>
+        <w:t>uni-app + Vue.js</w:t>
       </w:r>
       <w:r>
         <w:rPr>
@@ -8131,9 +7240,6 @@
           <w:numId w:val="38"/>
         </w:numPr>
         <w:ind w:firstLineChars="0"/>
-        <w:rPr>
-          <w:rFonts w:hint="eastAsia"/>
-        </w:rPr>
       </w:pPr>
       <w:r>
         <w:rPr>
@@ -8141,14 +7247,12 @@
         </w:rPr>
         <w:t>数据获取：页面加载时调用</w:t>
       </w:r>
-      <w:proofErr w:type="spellStart"/>
       <w:r>
         <w:rPr>
           <w:rFonts w:hint="eastAsia"/>
         </w:rPr>
         <w:t>getCheckitemDetailList</w:t>
       </w:r>
-      <w:proofErr w:type="spellEnd"/>
       <w:r>
         <w:rPr>
           <w:rFonts w:hint="eastAsia"/>
@@ -8176,9 +7280,6 @@
           <w:numId w:val="38"/>
         </w:numPr>
         <w:ind w:firstLineChars="0"/>
-        <w:rPr>
-          <w:rFonts w:hint="eastAsia"/>
-        </w:rPr>
       </w:pPr>
       <w:r>
         <w:rPr>
@@ -8210,14 +7311,12 @@
         </w:rPr>
         <w:t>属性</w:t>
       </w:r>
-      <w:proofErr w:type="spellStart"/>
       <w:r>
         <w:rPr>
           <w:rFonts w:hint="eastAsia"/>
         </w:rPr>
         <w:t>filteredIndicators</w:t>
       </w:r>
-      <w:proofErr w:type="spellEnd"/>
       <w:r>
         <w:rPr>
           <w:rFonts w:hint="eastAsia"/>
@@ -8233,9 +7332,6 @@
           <w:numId w:val="38"/>
         </w:numPr>
         <w:ind w:firstLineChars="0"/>
-        <w:rPr>
-          <w:rFonts w:hint="eastAsia"/>
-        </w:rPr>
       </w:pPr>
       <w:r>
         <w:rPr>
@@ -8243,14 +7339,12 @@
         </w:rPr>
         <w:t>详情展开：通过</w:t>
       </w:r>
-      <w:proofErr w:type="spellStart"/>
       <w:r>
         <w:rPr>
           <w:rFonts w:hint="eastAsia"/>
         </w:rPr>
         <w:t>expandedIndex</w:t>
       </w:r>
-      <w:proofErr w:type="spellEnd"/>
       <w:r>
         <w:rPr>
           <w:rFonts w:hint="eastAsia"/>
@@ -8278,9 +7372,6 @@
           <w:numId w:val="38"/>
         </w:numPr>
         <w:ind w:firstLineChars="0"/>
-        <w:rPr>
-          <w:rFonts w:hint="eastAsia"/>
-        </w:rPr>
       </w:pPr>
       <w:r>
         <w:rPr>
@@ -8290,11 +7381,6 @@
       </w:r>
     </w:p>
     <w:p>
-      <w:pPr>
-        <w:rPr>
-          <w:rFonts w:hint="eastAsia"/>
-        </w:rPr>
-      </w:pPr>
       <w:r>
         <w:rPr>
           <w:rFonts w:hint="eastAsia"/>
@@ -8316,9 +7402,6 @@
           <w:numId w:val="39"/>
         </w:numPr>
         <w:ind w:firstLineChars="0"/>
-        <w:rPr>
-          <w:rFonts w:hint="eastAsia"/>
-        </w:rPr>
       </w:pPr>
       <w:r>
         <w:rPr>
@@ -8330,49 +7413,13 @@
         <w:rPr>
           <w:rFonts w:hint="eastAsia"/>
         </w:rPr>
-        <w:t>/app/</w:t>
-      </w:r>
-      <w:proofErr w:type="spellStart"/>
-      <w:r>
-        <w:rPr>
-          <w:rFonts w:hint="eastAsia"/>
-        </w:rPr>
-        <w:t>checkitemDetail</w:t>
-      </w:r>
-      <w:proofErr w:type="spellEnd"/>
-      <w:r>
-        <w:rPr>
-          <w:rFonts w:hint="eastAsia"/>
-        </w:rPr>
-        <w:t>/</w:t>
-      </w:r>
-      <w:proofErr w:type="spellStart"/>
-      <w:r>
-        <w:rPr>
-          <w:rFonts w:hint="eastAsia"/>
-        </w:rPr>
-        <w:t>getAppCheckitemDetailPage</w:t>
-      </w:r>
-      <w:proofErr w:type="spellEnd"/>
-      <w:r>
-        <w:rPr>
-          <w:rFonts w:hint="eastAsia"/>
-        </w:rPr>
-        <w:t>接口，</w:t>
-      </w:r>
-      <w:proofErr w:type="gramStart"/>
-      <w:r>
-        <w:rPr>
-          <w:rFonts w:hint="eastAsia"/>
-        </w:rPr>
-        <w:t>支持分</w:t>
-      </w:r>
-      <w:proofErr w:type="gramEnd"/>
-      <w:r>
-        <w:rPr>
-          <w:rFonts w:hint="eastAsia"/>
-        </w:rPr>
-        <w:t>页获取健康指标明细。</w:t>
+        <w:t>/app/checkitemDetail/getAppCheckitemDetailPage</w:t>
+      </w:r>
+      <w:r>
+        <w:rPr>
+          <w:rFonts w:hint="eastAsia"/>
+        </w:rPr>
+        <w:t>接口，支持分页获取健康指标明细。</w:t>
       </w:r>
     </w:p>
     <w:p>
@@ -8383,9 +7430,6 @@
           <w:numId w:val="39"/>
         </w:numPr>
         <w:ind w:firstLineChars="0"/>
-        <w:rPr>
-          <w:rFonts w:hint="eastAsia"/>
-        </w:rPr>
       </w:pPr>
       <w:r>
         <w:rPr>
@@ -8417,14 +7461,12 @@
         </w:rPr>
         <w:t>、</w:t>
       </w:r>
-      <w:proofErr w:type="spellStart"/>
       <w:r>
         <w:rPr>
           <w:rFonts w:hint="eastAsia"/>
         </w:rPr>
         <w:t>normalValue</w:t>
       </w:r>
-      <w:proofErr w:type="spellEnd"/>
       <w:r>
         <w:rPr>
           <w:rFonts w:hint="eastAsia"/>
@@ -8463,9 +7505,6 @@
     <w:p>
       <w:pPr>
         <w:pStyle w:val="2"/>
-        <w:rPr>
-          <w:rFonts w:hint="eastAsia"/>
-        </w:rPr>
       </w:pPr>
       <w:r>
         <w:rPr>
@@ -8481,11 +7520,6 @@
       </w:r>
     </w:p>
     <w:p>
-      <w:pPr>
-        <w:rPr>
-          <w:rFonts w:hint="eastAsia"/>
-        </w:rPr>
-      </w:pPr>
       <w:r>
         <w:rPr>
           <w:rFonts w:hint="eastAsia"/>
@@ -8507,9 +7541,6 @@
           <w:numId w:val="40"/>
         </w:numPr>
         <w:ind w:firstLineChars="0"/>
-        <w:rPr>
-          <w:rFonts w:hint="eastAsia"/>
-        </w:rPr>
       </w:pPr>
       <w:r>
         <w:rPr>
@@ -8517,14 +7548,12 @@
         </w:rPr>
         <w:t>报告列表页：页面加载时调用</w:t>
       </w:r>
-      <w:proofErr w:type="spellStart"/>
       <w:r>
         <w:rPr>
           <w:rFonts w:hint="eastAsia"/>
         </w:rPr>
         <w:t>getAppReportPage</w:t>
       </w:r>
-      <w:proofErr w:type="spellEnd"/>
       <w:r>
         <w:rPr>
           <w:rFonts w:hint="eastAsia"/>
@@ -8540,9 +7569,6 @@
           <w:numId w:val="40"/>
         </w:numPr>
         <w:ind w:firstLineChars="0"/>
-        <w:rPr>
-          <w:rFonts w:hint="eastAsia"/>
-        </w:rPr>
       </w:pPr>
       <w:r>
         <w:rPr>
@@ -8571,9 +7597,6 @@
           <w:numId w:val="40"/>
         </w:numPr>
         <w:ind w:firstLineChars="0"/>
-        <w:rPr>
-          <w:rFonts w:hint="eastAsia"/>
-        </w:rPr>
       </w:pPr>
       <w:r>
         <w:rPr>
@@ -8590,9 +7613,6 @@
           <w:numId w:val="40"/>
         </w:numPr>
         <w:ind w:firstLineChars="0"/>
-        <w:rPr>
-          <w:rFonts w:hint="eastAsia"/>
-        </w:rPr>
       </w:pPr>
       <w:r>
         <w:rPr>
@@ -8600,28 +7620,24 @@
         </w:rPr>
         <w:t>报告详情页：加载时调用</w:t>
       </w:r>
-      <w:proofErr w:type="spellStart"/>
       <w:r>
         <w:rPr>
           <w:rFonts w:hint="eastAsia"/>
         </w:rPr>
         <w:t>getAppReportById</w:t>
       </w:r>
-      <w:proofErr w:type="spellEnd"/>
       <w:r>
         <w:rPr>
           <w:rFonts w:hint="eastAsia"/>
         </w:rPr>
         <w:t>和</w:t>
       </w:r>
-      <w:proofErr w:type="spellStart"/>
       <w:r>
         <w:rPr>
           <w:rFonts w:hint="eastAsia"/>
         </w:rPr>
         <w:t>getAppReportItem</w:t>
       </w:r>
-      <w:proofErr w:type="spellEnd"/>
       <w:r>
         <w:rPr>
           <w:rFonts w:hint="eastAsia"/>
@@ -8637,9 +7653,6 @@
           <w:numId w:val="40"/>
         </w:numPr>
         <w:ind w:firstLineChars="0"/>
-        <w:rPr>
-          <w:rFonts w:hint="eastAsia"/>
-        </w:rPr>
       </w:pPr>
       <w:r>
         <w:rPr>
@@ -8680,9 +7693,6 @@
           <w:numId w:val="40"/>
         </w:numPr>
         <w:ind w:firstLineChars="0"/>
-        <w:rPr>
-          <w:rFonts w:hint="eastAsia"/>
-        </w:rPr>
       </w:pPr>
       <w:r>
         <w:rPr>
@@ -8736,21 +7746,10 @@
         <w:rPr>
           <w:rFonts w:hint="eastAsia"/>
         </w:rPr>
-        <w:t>（男），保证前后端数据一致</w:t>
-      </w:r>
-      <w:r>
-        <w:rPr>
-          <w:rFonts w:hint="eastAsia"/>
-        </w:rPr>
-        <w:t>，且传输过程不会出错。</w:t>
-      </w:r>
-    </w:p>
-    <w:p>
-      <w:pPr>
-        <w:rPr>
-          <w:rFonts w:hint="eastAsia"/>
-        </w:rPr>
-      </w:pPr>
+        <w:t>（男），保证前后端数据一致，且传输过程不会出错。</w:t>
+      </w:r>
+    </w:p>
+    <w:p>
       <w:r>
         <w:rPr>
           <w:rFonts w:hint="eastAsia"/>
@@ -8772,9 +7771,6 @@
           <w:numId w:val="41"/>
         </w:numPr>
         <w:ind w:firstLineChars="0"/>
-        <w:rPr>
-          <w:rFonts w:hint="eastAsia"/>
-        </w:rPr>
       </w:pPr>
       <w:r>
         <w:rPr>
@@ -8786,24 +7782,14 @@
     <w:p>
       <w:pPr>
         <w:ind w:leftChars="600" w:left="1260"/>
-        <w:rPr>
-          <w:rFonts w:hint="eastAsia"/>
-        </w:rPr>
-      </w:pPr>
-      <w:r>
-        <w:rPr>
-          <w:rFonts w:hint="eastAsia"/>
-        </w:rPr>
-        <w:t>/app/report/</w:t>
-      </w:r>
-      <w:proofErr w:type="spellStart"/>
-      <w:r>
-        <w:rPr>
-          <w:rFonts w:hint="eastAsia"/>
-        </w:rPr>
-        <w:t>getAppReportPage</w:t>
-      </w:r>
-      <w:proofErr w:type="spellEnd"/>
+      </w:pPr>
+      <w:r>
+        <w:rPr>
+          <w:rFonts w:hint="eastAsia"/>
+        </w:rPr>
+        <w:lastRenderedPageBreak/>
+        <w:t>/app/report/getAppReportPage</w:t>
+      </w:r>
       <w:r>
         <w:rPr>
           <w:rFonts w:hint="eastAsia"/>
@@ -8814,29 +7800,12 @@
     <w:p>
       <w:pPr>
         <w:ind w:leftChars="600" w:left="1260"/>
-        <w:rPr>
-          <w:rFonts w:hint="eastAsia"/>
-        </w:rPr>
-      </w:pPr>
-      <w:r>
-        <w:rPr>
-          <w:rFonts w:hint="eastAsia"/>
-        </w:rPr>
-        <w:t>/app/report/</w:t>
-      </w:r>
-      <w:proofErr w:type="spellStart"/>
-      <w:r>
-        <w:rPr>
-          <w:rFonts w:hint="eastAsia"/>
-        </w:rPr>
-        <w:t>getAppReport</w:t>
-      </w:r>
-      <w:proofErr w:type="spellEnd"/>
-      <w:r>
-        <w:rPr>
-          <w:rFonts w:hint="eastAsia"/>
-        </w:rPr>
-        <w:t>/{id}</w:t>
+      </w:pPr>
+      <w:r>
+        <w:rPr>
+          <w:rFonts w:hint="eastAsia"/>
+        </w:rPr>
+        <w:t>/app/report/getAppReport/{id}</w:t>
       </w:r>
       <w:r>
         <w:rPr>
@@ -8848,43 +7817,12 @@
     <w:p>
       <w:pPr>
         <w:ind w:leftChars="600" w:left="1260"/>
-        <w:rPr>
-          <w:rFonts w:hint="eastAsia"/>
-        </w:rPr>
-      </w:pPr>
-      <w:r>
-        <w:rPr>
-          <w:rFonts w:hint="eastAsia"/>
-        </w:rPr>
-        <w:t>/app/</w:t>
-      </w:r>
-      <w:proofErr w:type="spellStart"/>
-      <w:r>
-        <w:rPr>
-          <w:rFonts w:hint="eastAsia"/>
-        </w:rPr>
-        <w:t>reportItem</w:t>
-      </w:r>
-      <w:proofErr w:type="spellEnd"/>
-      <w:r>
-        <w:rPr>
-          <w:rFonts w:hint="eastAsia"/>
-        </w:rPr>
-        <w:t>/</w:t>
-      </w:r>
-      <w:proofErr w:type="spellStart"/>
-      <w:r>
-        <w:rPr>
-          <w:rFonts w:hint="eastAsia"/>
-        </w:rPr>
-        <w:t>getAppReportItem</w:t>
-      </w:r>
-      <w:proofErr w:type="spellEnd"/>
-      <w:r>
-        <w:rPr>
-          <w:rFonts w:hint="eastAsia"/>
-        </w:rPr>
-        <w:t>/{id}</w:t>
+      </w:pPr>
+      <w:r>
+        <w:rPr>
+          <w:rFonts w:hint="eastAsia"/>
+        </w:rPr>
+        <w:t>/app/reportItem/getAppReportItem/{id}</w:t>
       </w:r>
       <w:r>
         <w:rPr>
@@ -8896,63 +7834,18 @@
     <w:p>
       <w:pPr>
         <w:ind w:leftChars="600" w:left="1260"/>
-        <w:rPr>
-          <w:rFonts w:hint="eastAsia"/>
-        </w:rPr>
-      </w:pPr>
-      <w:r>
-        <w:rPr>
-          <w:rFonts w:hint="eastAsia"/>
-        </w:rPr>
-        <w:t>/app/</w:t>
-      </w:r>
-      <w:proofErr w:type="spellStart"/>
-      <w:r>
-        <w:rPr>
-          <w:rFonts w:hint="eastAsia"/>
-        </w:rPr>
-        <w:t>checkitem</w:t>
-      </w:r>
-      <w:proofErr w:type="spellEnd"/>
-      <w:r>
-        <w:rPr>
-          <w:rFonts w:hint="eastAsia"/>
-        </w:rPr>
-        <w:t>/</w:t>
-      </w:r>
-      <w:proofErr w:type="spellStart"/>
-      <w:r>
-        <w:rPr>
-          <w:rFonts w:hint="eastAsia"/>
-        </w:rPr>
-        <w:t>getAppCheckitem</w:t>
-      </w:r>
-      <w:proofErr w:type="spellEnd"/>
-      <w:r>
-        <w:rPr>
-          <w:rFonts w:hint="eastAsia"/>
-        </w:rPr>
-        <w:t>/{id}</w:t>
-      </w:r>
-      <w:r>
-        <w:rPr>
-          <w:rFonts w:hint="eastAsia"/>
-        </w:rPr>
-        <w:t>：获取检查</w:t>
-      </w:r>
-      <w:proofErr w:type="gramStart"/>
-      <w:r>
-        <w:rPr>
-          <w:rFonts w:hint="eastAsia"/>
-        </w:rPr>
-        <w:t>项基础</w:t>
-      </w:r>
-      <w:proofErr w:type="gramEnd"/>
-      <w:r>
-        <w:rPr>
-          <w:rFonts w:hint="eastAsia"/>
-        </w:rPr>
-        <w:t>信息</w:t>
+      </w:pPr>
+      <w:r>
+        <w:rPr>
+          <w:rFonts w:hint="eastAsia"/>
+        </w:rPr>
+        <w:t>/app/checkitem/getAppCheckitem/{id}</w:t>
+      </w:r>
+      <w:r>
+        <w:rPr>
+          <w:rFonts w:hint="eastAsia"/>
+        </w:rPr>
+        <w:t>：获取检查项基础信息</w:t>
       </w:r>
     </w:p>
     <w:p>
@@ -8963,9 +7856,6 @@
           <w:numId w:val="41"/>
         </w:numPr>
         <w:ind w:firstLineChars="0"/>
-        <w:rPr>
-          <w:rFonts w:hint="eastAsia"/>
-        </w:rPr>
       </w:pPr>
       <w:r>
         <w:rPr>
@@ -8993,9 +7883,6 @@
     <w:p>
       <w:pPr>
         <w:pStyle w:val="2"/>
-        <w:rPr>
-          <w:rFonts w:hint="eastAsia"/>
-        </w:rPr>
       </w:pPr>
       <w:r>
         <w:rPr>
@@ -9011,11 +7898,6 @@
       </w:r>
     </w:p>
     <w:p>
-      <w:pPr>
-        <w:rPr>
-          <w:rFonts w:hint="eastAsia"/>
-        </w:rPr>
-      </w:pPr>
       <w:r>
         <w:rPr>
           <w:rFonts w:hint="eastAsia"/>
@@ -9037,9 +7919,6 @@
           <w:numId w:val="42"/>
         </w:numPr>
         <w:ind w:firstLineChars="0"/>
-        <w:rPr>
-          <w:rFonts w:hint="eastAsia"/>
-        </w:rPr>
       </w:pPr>
       <w:r>
         <w:rPr>
@@ -9080,9 +7959,6 @@
           <w:numId w:val="42"/>
         </w:numPr>
         <w:ind w:firstLineChars="0"/>
-        <w:rPr>
-          <w:rFonts w:hint="eastAsia"/>
-        </w:rPr>
       </w:pPr>
       <w:r>
         <w:rPr>
@@ -9090,14 +7966,12 @@
         </w:rPr>
         <w:t>详情跳转：点击资讯卡片，若有</w:t>
       </w:r>
-      <w:proofErr w:type="spellStart"/>
       <w:r>
         <w:rPr>
           <w:rFonts w:hint="eastAsia"/>
         </w:rPr>
         <w:t>url</w:t>
       </w:r>
-      <w:proofErr w:type="spellEnd"/>
       <w:r>
         <w:rPr>
           <w:rFonts w:hint="eastAsia"/>
@@ -9125,9 +7999,6 @@
           <w:numId w:val="42"/>
         </w:numPr>
         <w:ind w:firstLineChars="0"/>
-        <w:rPr>
-          <w:rFonts w:hint="eastAsia"/>
-        </w:rPr>
       </w:pPr>
       <w:r>
         <w:rPr>
@@ -9141,19 +8012,11 @@
         </w:rPr>
         <w:t>页：使用</w:t>
       </w:r>
-      <w:proofErr w:type="spellStart"/>
-      <w:r>
-        <w:rPr>
-          <w:rFonts w:hint="eastAsia"/>
-        </w:rPr>
-        <w:t>uni</w:t>
-      </w:r>
-      <w:proofErr w:type="spellEnd"/>
-      <w:r>
-        <w:rPr>
-          <w:rFonts w:hint="eastAsia"/>
-        </w:rPr>
-        <w:t>-app</w:t>
+      <w:r>
+        <w:rPr>
+          <w:rFonts w:hint="eastAsia"/>
+        </w:rPr>
+        <w:t>uni-app</w:t>
       </w:r>
       <w:r>
         <w:rPr>
@@ -9182,9 +8045,6 @@
           <w:numId w:val="42"/>
         </w:numPr>
         <w:ind w:firstLineChars="0"/>
-        <w:rPr>
-          <w:rFonts w:hint="eastAsia"/>
-        </w:rPr>
       </w:pPr>
       <w:r>
         <w:rPr>
@@ -9194,11 +8054,6 @@
       </w:r>
     </w:p>
     <w:p>
-      <w:pPr>
-        <w:rPr>
-          <w:rFonts w:hint="eastAsia"/>
-        </w:rPr>
-      </w:pPr>
       <w:r>
         <w:rPr>
           <w:rFonts w:hint="eastAsia"/>
@@ -9220,9 +8075,6 @@
           <w:numId w:val="43"/>
         </w:numPr>
         <w:ind w:firstLineChars="0"/>
-        <w:rPr>
-          <w:rFonts w:hint="eastAsia"/>
-        </w:rPr>
       </w:pPr>
       <w:r>
         <w:rPr>
@@ -9234,9 +8086,6 @@
     <w:p>
       <w:pPr>
         <w:ind w:leftChars="600" w:left="1260"/>
-        <w:rPr>
-          <w:rFonts w:hint="eastAsia"/>
-        </w:rPr>
       </w:pPr>
       <w:r>
         <w:rPr>
@@ -9254,9 +8103,6 @@
     <w:p>
       <w:pPr>
         <w:ind w:leftChars="600" w:left="1260"/>
-        <w:rPr>
-          <w:rFonts w:hint="eastAsia"/>
-        </w:rPr>
       </w:pPr>
       <w:r>
         <w:rPr>
@@ -9279,9 +8125,6 @@
           <w:numId w:val="43"/>
         </w:numPr>
         <w:ind w:firstLineChars="0"/>
-        <w:rPr>
-          <w:rFonts w:hint="eastAsia"/>
-        </w:rPr>
       </w:pPr>
       <w:r>
         <w:rPr>
@@ -9361,14 +8204,12 @@
         </w:rPr>
         <w:t>、</w:t>
       </w:r>
-      <w:proofErr w:type="spellStart"/>
       <w:r>
         <w:rPr>
           <w:rFonts w:hint="eastAsia"/>
         </w:rPr>
         <w:t>url</w:t>
       </w:r>
-      <w:proofErr w:type="spellEnd"/>
       <w:r>
         <w:rPr>
           <w:rFonts w:hint="eastAsia"/>
@@ -9407,9 +8248,6 @@
     <w:p>
       <w:pPr>
         <w:pStyle w:val="2"/>
-        <w:rPr>
-          <w:rFonts w:hint="eastAsia"/>
-        </w:rPr>
       </w:pPr>
       <w:r>
         <w:rPr>
@@ -9432,9 +8270,6 @@
           <w:numId w:val="44"/>
         </w:numPr>
         <w:ind w:firstLineChars="0"/>
-        <w:rPr>
-          <w:rFonts w:hint="eastAsia"/>
-        </w:rPr>
       </w:pPr>
       <w:r>
         <w:rPr>
@@ -9448,19 +8283,11 @@
         </w:rPr>
         <w:t>实现：采用</w:t>
       </w:r>
-      <w:proofErr w:type="spellStart"/>
-      <w:r>
-        <w:rPr>
-          <w:rFonts w:hint="eastAsia"/>
-        </w:rPr>
-        <w:t>uni</w:t>
-      </w:r>
-      <w:proofErr w:type="spellEnd"/>
-      <w:r>
-        <w:rPr>
-          <w:rFonts w:hint="eastAsia"/>
-        </w:rPr>
-        <w:t>-app</w:t>
+      <w:r>
+        <w:rPr>
+          <w:rFonts w:hint="eastAsia"/>
+        </w:rPr>
+        <w:t>uni-app</w:t>
       </w:r>
       <w:r>
         <w:rPr>
@@ -9477,9 +8304,6 @@
           <w:numId w:val="44"/>
         </w:numPr>
         <w:ind w:firstLineChars="0"/>
-        <w:rPr>
-          <w:rFonts w:hint="eastAsia"/>
-        </w:rPr>
       </w:pPr>
       <w:r>
         <w:rPr>
@@ -9508,29 +8332,12 @@
           <w:numId w:val="44"/>
         </w:numPr>
         <w:ind w:firstLineChars="0"/>
-        <w:rPr>
-          <w:rFonts w:hint="eastAsia"/>
-        </w:rPr>
-      </w:pPr>
-      <w:r>
-        <w:rPr>
-          <w:rFonts w:hint="eastAsia"/>
-        </w:rPr>
-        <w:t>性能优化：前端分页、本地缓存、图片</w:t>
-      </w:r>
-      <w:proofErr w:type="gramStart"/>
-      <w:r>
-        <w:rPr>
-          <w:rFonts w:hint="eastAsia"/>
-        </w:rPr>
-        <w:t>懒</w:t>
-      </w:r>
-      <w:proofErr w:type="gramEnd"/>
-      <w:r>
-        <w:rPr>
-          <w:rFonts w:hint="eastAsia"/>
-        </w:rPr>
-        <w:t>加载等。</w:t>
+      </w:pPr>
+      <w:r>
+        <w:rPr>
+          <w:rFonts w:hint="eastAsia"/>
+        </w:rPr>
+        <w:t>性能优化：前端分页、本地缓存、图片懒加载等。</w:t>
       </w:r>
     </w:p>
     <w:p>
@@ -9541,9 +8348,6 @@
           <w:numId w:val="44"/>
         </w:numPr>
         <w:ind w:firstLineChars="0"/>
-        <w:rPr>
-          <w:rFonts w:hint="eastAsia"/>
-        </w:rPr>
       </w:pPr>
       <w:r>
         <w:rPr>
@@ -9878,13 +8682,8 @@
             <w:hideMark/>
           </w:tcPr>
           <w:p>
-            <w:proofErr w:type="gramStart"/>
-            <w:r>
-              <w:t>点击某</w:t>
-            </w:r>
-            <w:proofErr w:type="gramEnd"/>
-            <w:r>
-              <w:t>一指标卡片</w:t>
+            <w:r>
+              <w:t>点击某一指标卡片</w:t>
             </w:r>
           </w:p>
         </w:tc>
@@ -9946,13 +8745,8 @@
           </w:tcPr>
           <w:p>
             <w:r>
-              <w:t>后端返回</w:t>
-            </w:r>
-            <w:proofErr w:type="gramStart"/>
-            <w:r>
-              <w:t>空数据</w:t>
-            </w:r>
-            <w:proofErr w:type="gramEnd"/>
+              <w:t>后端返回空数据</w:t>
+            </w:r>
           </w:p>
         </w:tc>
         <w:tc>
@@ -10050,13 +8844,8 @@
           </w:tcPr>
           <w:p>
             <w:r>
-              <w:t>跳转到</w:t>
-            </w:r>
-            <w:proofErr w:type="gramStart"/>
-            <w:r>
-              <w:t>登录页并提示</w:t>
-            </w:r>
-            <w:proofErr w:type="gramEnd"/>
+              <w:t>跳转到登录页并提示</w:t>
+            </w:r>
             <w:r>
               <w:t>“</w:t>
             </w:r>
@@ -10208,6 +8997,7 @@
                 <w:b/>
                 <w:bCs/>
               </w:rPr>
+              <w:lastRenderedPageBreak/>
               <w:t>测试点</w:t>
             </w:r>
           </w:p>
@@ -11022,27 +9812,7 @@
                 <w:sz w:val="20"/>
                 <w:szCs w:val="20"/>
               </w:rPr>
-              <w:t>跳转到</w:t>
-            </w:r>
-            <w:proofErr w:type="gramStart"/>
-            <w:r>
-              <w:rPr>
-                <w:rFonts w:ascii="宋体" w:hAnsi="宋体" w:cs="宋体" w:hint="eastAsia"/>
-                <w:kern w:val="0"/>
-                <w:sz w:val="20"/>
-                <w:szCs w:val="20"/>
-              </w:rPr>
-              <w:t>详情页并显示</w:t>
-            </w:r>
-            <w:proofErr w:type="gramEnd"/>
-            <w:r>
-              <w:rPr>
-                <w:rFonts w:ascii="宋体" w:hAnsi="宋体" w:cs="宋体" w:hint="eastAsia"/>
-                <w:kern w:val="0"/>
-                <w:sz w:val="20"/>
-                <w:szCs w:val="20"/>
-              </w:rPr>
-              <w:t>完整报告</w:t>
+              <w:t>跳转到详情页并显示完整报告</w:t>
             </w:r>
           </w:p>
         </w:tc>
@@ -11415,7 +10185,6 @@
                 <w:szCs w:val="20"/>
               </w:rPr>
             </w:pPr>
-            <w:proofErr w:type="gramStart"/>
             <w:r>
               <w:rPr>
                 <w:rFonts w:ascii="宋体" w:hAnsi="宋体" w:cs="宋体" w:hint="eastAsia"/>
@@ -11423,17 +10192,7 @@
                 <w:sz w:val="20"/>
                 <w:szCs w:val="20"/>
               </w:rPr>
-              <w:t>空报告</w:t>
-            </w:r>
-            <w:proofErr w:type="gramEnd"/>
-            <w:r>
-              <w:rPr>
-                <w:rFonts w:ascii="宋体" w:hAnsi="宋体" w:cs="宋体" w:hint="eastAsia"/>
-                <w:kern w:val="0"/>
-                <w:sz w:val="20"/>
-                <w:szCs w:val="20"/>
-              </w:rPr>
-              <w:t>情况</w:t>
+              <w:t>空报告情况</w:t>
             </w:r>
           </w:p>
         </w:tc>
@@ -11461,7 +10220,6 @@
                 <w:szCs w:val="20"/>
               </w:rPr>
             </w:pPr>
-            <w:proofErr w:type="gramStart"/>
             <w:r>
               <w:rPr>
                 <w:rFonts w:ascii="宋体" w:hAnsi="宋体" w:cs="宋体" w:hint="eastAsia"/>
@@ -11469,17 +10227,7 @@
                 <w:sz w:val="20"/>
                 <w:szCs w:val="20"/>
               </w:rPr>
-              <w:t>无报告</w:t>
-            </w:r>
-            <w:proofErr w:type="gramEnd"/>
-            <w:r>
-              <w:rPr>
-                <w:rFonts w:ascii="宋体" w:hAnsi="宋体" w:cs="宋体" w:hint="eastAsia"/>
-                <w:kern w:val="0"/>
-                <w:sz w:val="20"/>
-                <w:szCs w:val="20"/>
-              </w:rPr>
-              <w:t>数据</w:t>
+              <w:t>无报告数据</w:t>
             </w:r>
           </w:p>
         </w:tc>
@@ -11969,21 +10717,7 @@
               <w:rPr>
                 <w:rFonts w:hint="eastAsia"/>
               </w:rPr>
-              <w:t>分</w:t>
-            </w:r>
-            <w:proofErr w:type="gramStart"/>
-            <w:r>
-              <w:rPr>
-                <w:rFonts w:hint="eastAsia"/>
-              </w:rPr>
-              <w:t>页状态</w:t>
-            </w:r>
-            <w:proofErr w:type="gramEnd"/>
-            <w:r>
-              <w:rPr>
-                <w:rFonts w:hint="eastAsia"/>
-              </w:rPr>
-              <w:t>正常，无错乱</w:t>
+              <w:t>分页状态正常，无错乱</w:t>
             </w:r>
           </w:p>
         </w:tc>
@@ -12033,16 +10767,8 @@
               <w:rPr>
                 <w:rFonts w:hint="eastAsia"/>
               </w:rPr>
-              <w:t>下载过程</w:t>
-            </w:r>
-            <w:proofErr w:type="gramStart"/>
-            <w:r>
-              <w:rPr>
-                <w:rFonts w:hint="eastAsia"/>
-              </w:rPr>
-              <w:t>中断网</w:t>
-            </w:r>
-            <w:proofErr w:type="gramEnd"/>
+              <w:t>下载过程中断网</w:t>
+            </w:r>
           </w:p>
         </w:tc>
         <w:tc>
@@ -12365,22 +11091,15 @@
             <w:r>
               <w:t>点击资讯卡片（有</w:t>
             </w:r>
-            <w:proofErr w:type="spellStart"/>
+            <w:r>
+              <w:t>url/</w:t>
+            </w:r>
+            <w:r>
+              <w:t>无</w:t>
+            </w:r>
             <w:r>
               <w:t>url</w:t>
             </w:r>
-            <w:proofErr w:type="spellEnd"/>
-            <w:r>
-              <w:t>/</w:t>
-            </w:r>
-            <w:r>
-              <w:t>无</w:t>
-            </w:r>
-            <w:proofErr w:type="spellStart"/>
-            <w:r>
-              <w:t>url</w:t>
-            </w:r>
-            <w:proofErr w:type="spellEnd"/>
             <w:r>
               <w:t>）</w:t>
             </w:r>
@@ -12492,13 +11211,8 @@
             <w:hideMark/>
           </w:tcPr>
           <w:p>
-            <w:proofErr w:type="gramStart"/>
-            <w:r>
-              <w:t>空数据</w:t>
-            </w:r>
-            <w:proofErr w:type="gramEnd"/>
-            <w:r>
-              <w:t>情况</w:t>
+            <w:r>
+              <w:t>空数据情况</w:t>
             </w:r>
           </w:p>
         </w:tc>
@@ -12517,13 +11231,8 @@
           </w:tcPr>
           <w:p>
             <w:r>
-              <w:t>后端返回</w:t>
-            </w:r>
-            <w:proofErr w:type="gramStart"/>
-            <w:r>
-              <w:t>空数据</w:t>
-            </w:r>
-            <w:proofErr w:type="gramEnd"/>
+              <w:t>后端返回空数据</w:t>
+            </w:r>
           </w:p>
         </w:tc>
         <w:tc>
@@ -12577,6 +11286,7 @@
           </w:tcPr>
           <w:p>
             <w:r>
+              <w:lastRenderedPageBreak/>
               <w:t>网络异常</w:t>
             </w:r>
           </w:p>
@@ -12841,11 +11551,9 @@
             <w:r>
               <w:t>资讯</w:t>
             </w:r>
-            <w:proofErr w:type="spellStart"/>
             <w:r>
               <w:t>url</w:t>
             </w:r>
-            <w:proofErr w:type="spellEnd"/>
             <w:r>
               <w:t>为无效链接</w:t>
             </w:r>
@@ -13339,9 +12047,6 @@
     <w:p>
       <w:pPr>
         <w:pStyle w:val="a7"/>
-        <w:rPr>
-          <w:rFonts w:hint="eastAsia"/>
-        </w:rPr>
       </w:pPr>
       <w:r>
         <w:rPr>
@@ -13353,21 +12058,7 @@
         <w:rPr>
           <w:rFonts w:hint="eastAsia"/>
         </w:rPr>
-        <w:t>在本次东</w:t>
-      </w:r>
-      <w:proofErr w:type="gramStart"/>
-      <w:r>
-        <w:rPr>
-          <w:rFonts w:hint="eastAsia"/>
-        </w:rPr>
-        <w:t>软熙心健康</w:t>
-      </w:r>
-      <w:proofErr w:type="gramEnd"/>
-      <w:r>
-        <w:rPr>
-          <w:rFonts w:hint="eastAsia"/>
-        </w:rPr>
-        <w:t>体检系统的开发实践中，我主要负责了</w:t>
+        <w:t>在本次东软熙心健康体检系统的开发实践中，我主要负责了</w:t>
       </w:r>
       <w:r>
         <w:rPr>
@@ -13375,28 +12066,17 @@
         </w:rPr>
         <w:t>App</w:t>
       </w:r>
-      <w:proofErr w:type="gramStart"/>
-      <w:r>
-        <w:rPr>
-          <w:rFonts w:hint="eastAsia"/>
-        </w:rPr>
-        <w:t>端健康</w:t>
-      </w:r>
-      <w:proofErr w:type="gramEnd"/>
-      <w:r>
-        <w:rPr>
-          <w:rFonts w:hint="eastAsia"/>
-        </w:rPr>
-        <w:t>指标、体检报告、健康资讯三个核心模块的设计与实现。通过本次项目，我不仅提升了自己的前端开发能力，也对医疗健康类产品的业务流程有了更深入的理解。</w:t>
+      <w:r>
+        <w:rPr>
+          <w:rFonts w:hint="eastAsia"/>
+        </w:rPr>
+        <w:t>端健康指标、体检报告、健康资讯三个核心模块的设计与实现。通过本次项目，我不仅提升了自己的前端开发能力，也对医疗健康类产品的业务流程有了更深入的理解。</w:t>
       </w:r>
     </w:p>
     <w:p>
       <w:pPr>
         <w:pStyle w:val="a7"/>
         <w:ind w:firstLineChars="200" w:firstLine="480"/>
-        <w:rPr>
-          <w:rFonts w:hint="eastAsia"/>
-        </w:rPr>
       </w:pPr>
       <w:r>
         <w:rPr>
@@ -13409,38 +12089,18 @@
       <w:pPr>
         <w:pStyle w:val="a7"/>
         <w:ind w:firstLineChars="200" w:firstLine="480"/>
-        <w:rPr>
-          <w:rFonts w:hint="eastAsia"/>
-        </w:rPr>
-      </w:pPr>
-      <w:r>
-        <w:rPr>
-          <w:rFonts w:hint="eastAsia"/>
-        </w:rPr>
-        <w:t>体检报告模块的</w:t>
-      </w:r>
-      <w:proofErr w:type="gramStart"/>
-      <w:r>
-        <w:rPr>
-          <w:rFonts w:hint="eastAsia"/>
-        </w:rPr>
-        <w:t>开发让</w:t>
-      </w:r>
-      <w:proofErr w:type="gramEnd"/>
-      <w:r>
-        <w:rPr>
-          <w:rFonts w:hint="eastAsia"/>
-        </w:rPr>
-        <w:t>我更加注重数据的准确性和隐私保护。报告数据涉及用户的敏感健康信息，因此在数据传递、展示和下载等环节，我都严格处理了性别、年龄等字段的异常情况，确保信息展示的准确和安全。同时，前端分页和报告下载等功能的实现，也锻炼了我对性能优化和多端兼容的把控能力。</w:t>
+      </w:pPr>
+      <w:r>
+        <w:rPr>
+          <w:rFonts w:hint="eastAsia"/>
+        </w:rPr>
+        <w:t>体检报告模块的开发让我更加注重数据的准确性和隐私保护。报告数据涉及用户的敏感健康信息，因此在数据传递、展示和下载等环节，我都严格处理了性别、年龄等字段的异常情况，确保信息展示的准确和安全。同时，前端分页和报告下载等功能的实现，也锻炼了我对性能优化和多端兼容的把控能力。</w:t>
       </w:r>
     </w:p>
     <w:p>
       <w:pPr>
         <w:pStyle w:val="a7"/>
         <w:ind w:firstLineChars="200" w:firstLine="480"/>
-        <w:rPr>
-          <w:rFonts w:hint="eastAsia"/>
-        </w:rPr>
       </w:pPr>
       <w:r>
         <w:rPr>
@@ -13454,19 +12114,11 @@
         </w:rPr>
         <w:t>WebView</w:t>
       </w:r>
-      <w:proofErr w:type="gramStart"/>
-      <w:r>
-        <w:rPr>
-          <w:rFonts w:hint="eastAsia"/>
-        </w:rPr>
-        <w:t>外链等</w:t>
-      </w:r>
-      <w:proofErr w:type="gramEnd"/>
-      <w:r>
-        <w:rPr>
-          <w:rFonts w:hint="eastAsia"/>
-        </w:rPr>
-        <w:t>功能，用户可以方便地获取权威健康知识。为保证内容安全和加载速度，我还对数据结构和图片加载做了优化。</w:t>
+      <w:r>
+        <w:rPr>
+          <w:rFonts w:hint="eastAsia"/>
+        </w:rPr>
+        <w:t>外链等功能，用户可以方便地获取权威健康知识。为保证内容安全和加载速度，我还对数据结构和图片加载做了优化。</w:t>
       </w:r>
     </w:p>
     <w:p>
@@ -13474,7 +12126,7 @@
         <w:pStyle w:val="a7"/>
         <w:ind w:firstLineChars="200" w:firstLine="480"/>
         <w:rPr>
-          <w:rFonts w:ascii="Segoe UI" w:eastAsia="Segoe UI" w:hAnsi="Segoe UI" w:cs="Segoe UI" w:hint="eastAsia"/>
+          <w:rFonts w:ascii="Segoe UI" w:eastAsia="Segoe UI" w:hAnsi="Segoe UI" w:cs="Segoe UI"/>
           <w:color w:val="05073B"/>
           <w:sz w:val="18"/>
           <w:szCs w:val="18"/>
@@ -13486,19 +12138,11 @@
         </w:rPr>
         <w:t>总的来说，这次项目让我系统掌握了</w:t>
       </w:r>
-      <w:proofErr w:type="spellStart"/>
-      <w:r>
-        <w:rPr>
-          <w:rFonts w:hint="eastAsia"/>
-        </w:rPr>
-        <w:t>uni</w:t>
-      </w:r>
-      <w:proofErr w:type="spellEnd"/>
-      <w:r>
-        <w:rPr>
-          <w:rFonts w:hint="eastAsia"/>
-        </w:rPr>
-        <w:t>-app</w:t>
+      <w:r>
+        <w:rPr>
+          <w:rFonts w:hint="eastAsia"/>
+        </w:rPr>
+        <w:t>uni-app</w:t>
       </w:r>
       <w:r>
         <w:rPr>
@@ -18831,6 +17475,7 @@
   <w:style w:type="character" w:default="1" w:styleId="a0">
     <w:name w:val="Default Paragraph Font"/>
     <w:uiPriority w:val="1"/>
+    <w:semiHidden/>
     <w:unhideWhenUsed/>
   </w:style>
   <w:style w:type="table" w:default="1" w:styleId="a1">
